--- a/postulaciones/ESTADO_FMA_CIERRE_SESION.docx
+++ b/postulaciones/ESTADO_FMA_CIERRE_SESION.docx
@@ -437,13 +437,20 @@
                 <w:b/>
                 <w:sz w:val="19"/>
               </w:rPr>
-              <w:t>Fuera</w:t>
+              <w:t>Dentro como estimación</w:t>
             </w:r>
             <w:r>
               <w:rPr>
                 <w:sz w:val="19"/>
               </w:rPr>
-              <w:t>: CO₂ secuestrado, oxígeno, remoción de contaminantes</w:t>
+              <w:t xml:space="preserve">: carbono almacenado, secuestro anual y </w:t>
+            </w:r>
+            <w:r>
+              <w:rPr>
+                <w:b/>
+                <w:sz w:val="19"/>
+              </w:rPr>
+              <w:t>valor económico según Art. 32 de la Ordenanza</w:t>
             </w:r>
           </w:p>
         </w:tc>
@@ -461,7 +468,117 @@
               <w:rPr>
                 <w:sz w:val="19"/>
               </w:rPr>
-              <w:t>Físicamente imposibles en 9 meses, o científicamente indefendibles</w:t>
+              <w:t xml:space="preserve">Corregido el 13-08: i-Tree estima secuestro desde un solo inventario. Lo imposible es </w:t>
+            </w:r>
+            <w:r>
+              <w:rPr>
+                <w:i/>
+                <w:sz w:val="19"/>
+              </w:rPr>
+              <w:t>medirlo</w:t>
+            </w:r>
+            <w:r>
+              <w:rPr>
+                <w:sz w:val="19"/>
+              </w:rPr>
+              <w:t xml:space="preserve"> en 9 meses</w:t>
+            </w:r>
+          </w:p>
+        </w:tc>
+      </w:tr>
+      <w:tr>
+        <w:tc>
+          <w:tcPr>
+            <w:tcW w:type="dxa" w:w="4320"/>
+          </w:tcPr>
+          <w:p>
+            <w:r>
+              <w:rPr>
+                <w:sz w:val="19"/>
+              </w:rPr>
+            </w:r>
+            <w:r>
+              <w:rPr>
+                <w:b/>
+                <w:sz w:val="19"/>
+              </w:rPr>
+              <w:t>Fuera de indicadores</w:t>
+            </w:r>
+            <w:r>
+              <w:rPr>
+                <w:sz w:val="19"/>
+              </w:rPr>
+              <w:t>: oxígeno (queda como contenido educativo) y remoción de contaminantes (se aborda vía líquenes como bioindicadores)</w:t>
+            </w:r>
+          </w:p>
+        </w:tc>
+        <w:tc>
+          <w:tcPr>
+            <w:tcW w:type="dxa" w:w="4320"/>
+          </w:tcPr>
+          <w:p>
+            <w:r>
+              <w:rPr>
+                <w:sz w:val="19"/>
+              </w:rPr>
+            </w:r>
+            <w:r>
+              <w:rPr>
+                <w:sz w:val="19"/>
+              </w:rPr>
+              <w:t xml:space="preserve">Ver </w:t>
+            </w:r>
+            <w:r>
+              <w:rPr>
+                <w:rFonts w:ascii="Consolas" w:hAnsi="Consolas"/>
+                <w:sz w:val="19"/>
+              </w:rPr>
+              <w:t>FMA_2026_SERVICIOS_LINEA_BASE_Y_MONITOREO.md</w:t>
+            </w:r>
+          </w:p>
+        </w:tc>
+      </w:tr>
+      <w:tr>
+        <w:tc>
+          <w:tcPr>
+            <w:tcW w:type="dxa" w:w="4320"/>
+          </w:tcPr>
+          <w:p>
+            <w:r>
+              <w:rPr>
+                <w:sz w:val="19"/>
+              </w:rPr>
+            </w:r>
+            <w:r>
+              <w:rPr>
+                <w:b/>
+                <w:sz w:val="19"/>
+              </w:rPr>
+              <w:t>Dos productos</w:t>
+            </w:r>
+            <w:r>
+              <w:rPr>
+                <w:sz w:val="19"/>
+              </w:rPr>
+              <w:t>: línea base + sistema de monitoreo</w:t>
+            </w:r>
+          </w:p>
+        </w:tc>
+        <w:tc>
+          <w:tcPr>
+            <w:tcW w:type="dxa" w:w="4320"/>
+          </w:tcPr>
+          <w:p>
+            <w:r>
+              <w:rPr>
+                <w:sz w:val="19"/>
+              </w:rPr>
+            </w:r>
+            <w:r>
+              <w:rPr>
+                <w:sz w:val="19"/>
+              </w:rPr>
+              <w:t>La continuidad deja de ser intención y pasa a ser consecuencia metodológica</w:t>
             </w:r>
           </w:p>
         </w:tc>
@@ -2639,6 +2756,52 @@
                 <w:rFonts w:ascii="Consolas" w:hAnsi="Consolas"/>
                 <w:sz w:val="19"/>
               </w:rPr>
+              <w:t>FMA_2026_SERVICIOS_LINEA_BASE_Y_MONITOREO</w:t>
+            </w:r>
+          </w:p>
+        </w:tc>
+        <w:tc>
+          <w:tcPr>
+            <w:tcW w:type="dxa" w:w="4320"/>
+          </w:tcPr>
+          <w:p>
+            <w:r>
+              <w:rPr>
+                <w:sz w:val="19"/>
+              </w:rPr>
+            </w:r>
+            <w:r>
+              <w:rPr>
+                <w:b/>
+                <w:sz w:val="19"/>
+              </w:rPr>
+              <w:t>Qué se mide, qué se estima y qué requiere monitoreo</w:t>
+            </w:r>
+            <w:r>
+              <w:rPr>
+                <w:sz w:val="19"/>
+              </w:rPr>
+              <w:t xml:space="preserve"> · fórmula del Art. 32</w:t>
+            </w:r>
+          </w:p>
+        </w:tc>
+      </w:tr>
+      <w:tr>
+        <w:tc>
+          <w:tcPr>
+            <w:tcW w:type="dxa" w:w="4320"/>
+          </w:tcPr>
+          <w:p>
+            <w:r>
+              <w:rPr>
+                <w:sz w:val="19"/>
+              </w:rPr>
+            </w:r>
+            <w:r>
+              <w:rPr>
+                <w:rFonts w:ascii="Consolas" w:hAnsi="Consolas"/>
+                <w:sz w:val="19"/>
+              </w:rPr>
               <w:t>FMA_2026_PLANTILLAS_Y_SITIOS</w:t>
             </w:r>
           </w:p>

--- a/postulaciones/ESTADO_FMA_CIERRE_SESION.docx
+++ b/postulaciones/ESTADO_FMA_CIERRE_SESION.docx
@@ -24,7 +24,7 @@
         <w:t>Última actualización:</w:t>
       </w:r>
       <w:r>
-        <w:t xml:space="preserve"> 13 de agosto de 2026</w:t>
+        <w:t xml:space="preserve"> 24 de agosto de 2026</w:t>
       </w:r>
     </w:p>
     <w:p>
@@ -38,13 +38,30 @@
         <w:t>Cierre de la convocatoria:</w:t>
       </w:r>
       <w:r>
-        <w:t xml:space="preserve"> 24 de agosto de 2026, 23:59 — </w:t>
+        <w:t xml:space="preserve"> 24 de agosto de 2026, 23:59</w:t>
+      </w:r>
+    </w:p>
+    <w:p>
+      <w:pPr>
+        <w:spacing w:after="120"/>
+      </w:pPr>
+      <w:r>
+        <w:rPr>
+          <w:b/>
+        </w:rPr>
+        <w:t>Estado:</w:t>
+      </w:r>
+      <w:r>
+        <w:t xml:space="preserve"> ✅ </w:t>
       </w:r>
       <w:r>
         <w:rPr>
           <w:b/>
         </w:rPr>
-        <w:t>quedan 11 días</w:t>
+        <w:t>POSTULACIÓN ENVIADA</w:t>
+      </w:r>
+      <w:r>
+        <w:t xml:space="preserve"> el 24 de agosto de 2026</w:t>
       </w:r>
     </w:p>
     <w:p>
@@ -58,7 +75,35 @@
         <w:t>Postulación en el portal:</w:t>
       </w:r>
       <w:r>
-        <w:t xml:space="preserve"> ID 1593168 · estado "En creación" · fondofma.vform.io</w:t>
+        <w:t xml:space="preserve"> ID 1593168 · fondofma.vform.io</w:t>
+      </w:r>
+    </w:p>
+    <w:p>
+      <w:pPr>
+        <w:spacing w:after="120"/>
+      </w:pPr>
+      <w:r>
+        <w:rPr>
+          <w:b/>
+        </w:rPr>
+        <w:t>Preselección y entrevistas:</w:t>
+      </w:r>
+      <w:r>
+        <w:t xml:space="preserve"> entre el 21 de septiembre y el 2 de octubre</w:t>
+      </w:r>
+    </w:p>
+    <w:p>
+      <w:pPr>
+        <w:spacing w:after="120"/>
+      </w:pPr>
+      <w:r>
+        <w:rPr>
+          <w:b/>
+        </w:rPr>
+        <w:t>Notificación de seleccionados:</w:t>
+      </w:r>
+      <w:r>
+        <w:t xml:space="preserve"> 5 de octubre de 2026</w:t>
       </w:r>
     </w:p>
     <w:p>
@@ -70,7 +115,7 @@
           <w:i/>
           <w:color w:val="444444"/>
         </w:rPr>
-        <w:t>Este documento existe para retomar el trabajo sin releer los trece documentos anteriores.</w:t>
+        <w:t>Este documento existe para retomar el trabajo sin releer los veinte documentos anteriores.</w:t>
       </w:r>
     </w:p>
     <w:p>
@@ -79,18 +124,11 @@
       </w:pPr>
       <w:r>
         <w:rPr>
-          <w:i/>
-          <w:color w:val="444444"/>
-        </w:rPr>
-        <w:t xml:space="preserve">Si vuelves después de un tiempo, </w:t>
-      </w:r>
-      <w:r>
-        <w:rPr>
           <w:b/>
           <w:i/>
           <w:color w:val="444444"/>
         </w:rPr>
-        <w:t>lee solo esto</w:t>
+        <w:t>Lee solo esto</w:t>
       </w:r>
       <w:r>
         <w:rPr>
@@ -156,6 +194,26 @@
     </w:p>
     <w:p>
       <w:pPr>
+        <w:spacing w:after="120"/>
+      </w:pPr>
+      <w:r>
+        <w:rPr>
+          <w:b/>
+        </w:rPr>
+        <w:t>Título definitivo:</w:t>
+      </w:r>
+      <w:r>
+        <w:t xml:space="preserve"> </w:t>
+      </w:r>
+      <w:r>
+        <w:rPr>
+          <w:i/>
+        </w:rPr>
+        <w:t>¿Qué árboles sostienen más vida? Línea base ciudadana del arbolado urbano de Temuco</w:t>
+      </w:r>
+    </w:p>
+    <w:p>
+      <w:pPr>
         <w:spacing w:before="40" w:after="120"/>
         <w:pBdr>
           <w:bottom w:val="single" w:sz="6" w:color="BBBBBB"/>
@@ -170,7 +228,547 @@
         <w:rPr>
           <w:color w:val="1B4D3E"/>
         </w:rPr>
-        <w:t>2. Las decisiones ya tomadas (no volver a discutirlas)</w:t>
+        <w:t>2. Lo que quedó entregado</w:t>
+      </w:r>
+    </w:p>
+    <w:tbl>
+      <w:tblPr>
+        <w:tblStyle w:val="TableGrid"/>
+        <w:tblW w:type="auto" w:w="0"/>
+        <w:jc w:val="center"/>
+        <w:tblLook w:firstColumn="1" w:firstRow="1" w:lastColumn="0" w:lastRow="0" w:noHBand="0" w:noVBand="1" w:val="04A0"/>
+      </w:tblPr>
+      <w:tblGrid>
+        <w:gridCol w:w="2880"/>
+        <w:gridCol w:w="2880"/>
+        <w:gridCol w:w="2880"/>
+      </w:tblGrid>
+      <w:tr>
+        <w:tc>
+          <w:tcPr>
+            <w:tcW w:type="dxa" w:w="2880"/>
+            <w:shd w:val="clear" w:fill="E8F0E4"/>
+          </w:tcPr>
+          <w:p>
+            <w:r>
+              <w:rPr>
+                <w:b/>
+                <w:sz w:val="19"/>
+              </w:rPr>
+            </w:r>
+            <w:r>
+              <w:rPr>
+                <w:b/>
+                <w:sz w:val="19"/>
+              </w:rPr>
+              <w:t>Producto</w:t>
+            </w:r>
+          </w:p>
+        </w:tc>
+        <w:tc>
+          <w:tcPr>
+            <w:tcW w:type="dxa" w:w="2880"/>
+            <w:shd w:val="clear" w:fill="E8F0E4"/>
+          </w:tcPr>
+          <w:p>
+            <w:r>
+              <w:rPr>
+                <w:b/>
+                <w:sz w:val="19"/>
+              </w:rPr>
+            </w:r>
+            <w:r>
+              <w:rPr>
+                <w:b/>
+                <w:sz w:val="19"/>
+              </w:rPr>
+              <w:t>Estado</w:t>
+            </w:r>
+          </w:p>
+        </w:tc>
+        <w:tc>
+          <w:tcPr>
+            <w:tcW w:type="dxa" w:w="2880"/>
+            <w:shd w:val="clear" w:fill="E8F0E4"/>
+          </w:tcPr>
+          <w:p>
+            <w:r>
+              <w:rPr>
+                <w:b/>
+                <w:sz w:val="19"/>
+              </w:rPr>
+            </w:r>
+            <w:r>
+              <w:rPr>
+                <w:b/>
+                <w:sz w:val="19"/>
+              </w:rPr>
+              <w:t>Dónde</w:t>
+            </w:r>
+          </w:p>
+        </w:tc>
+      </w:tr>
+      <w:tr>
+        <w:tc>
+          <w:tcPr>
+            <w:tcW w:type="dxa" w:w="2880"/>
+          </w:tcPr>
+          <w:p>
+            <w:r>
+              <w:rPr>
+                <w:sz w:val="19"/>
+              </w:rPr>
+            </w:r>
+            <w:r>
+              <w:rPr>
+                <w:b/>
+                <w:sz w:val="19"/>
+              </w:rPr>
+              <w:t>Presupuesto</w:t>
+            </w:r>
+            <w:r>
+              <w:rPr>
+                <w:sz w:val="19"/>
+              </w:rPr>
+              <w:t xml:space="preserve"> (planilla oficial)</w:t>
+            </w:r>
+          </w:p>
+        </w:tc>
+        <w:tc>
+          <w:tcPr>
+            <w:tcW w:type="dxa" w:w="2880"/>
+          </w:tcPr>
+          <w:p>
+            <w:r>
+              <w:rPr>
+                <w:sz w:val="19"/>
+              </w:rPr>
+            </w:r>
+            <w:r>
+              <w:rPr>
+                <w:sz w:val="19"/>
+              </w:rPr>
+              <w:t xml:space="preserve">✅ </w:t>
+            </w:r>
+            <w:r>
+              <w:rPr>
+                <w:b/>
+                <w:sz w:val="19"/>
+              </w:rPr>
+              <w:t>$5.995.080</w:t>
+            </w:r>
+          </w:p>
+        </w:tc>
+        <w:tc>
+          <w:tcPr>
+            <w:tcW w:type="dxa" w:w="2880"/>
+          </w:tcPr>
+          <w:p>
+            <w:r>
+              <w:rPr>
+                <w:sz w:val="19"/>
+              </w:rPr>
+            </w:r>
+            <w:r>
+              <w:rPr>
+                <w:rFonts w:ascii="Consolas" w:hAnsi="Consolas"/>
+                <w:sz w:val="19"/>
+              </w:rPr>
+              <w:t>entrega/FMA_Presupuesto.xlsx</w:t>
+            </w:r>
+          </w:p>
+        </w:tc>
+      </w:tr>
+      <w:tr>
+        <w:tc>
+          <w:tcPr>
+            <w:tcW w:type="dxa" w:w="2880"/>
+          </w:tcPr>
+          <w:p>
+            <w:r>
+              <w:rPr>
+                <w:sz w:val="19"/>
+              </w:rPr>
+            </w:r>
+            <w:r>
+              <w:rPr>
+                <w:b/>
+                <w:sz w:val="19"/>
+              </w:rPr>
+              <w:t>Carta Gantt</w:t>
+            </w:r>
+            <w:r>
+              <w:rPr>
+                <w:sz w:val="19"/>
+              </w:rPr>
+              <w:t xml:space="preserve"> (planilla oficial)</w:t>
+            </w:r>
+          </w:p>
+        </w:tc>
+        <w:tc>
+          <w:tcPr>
+            <w:tcW w:type="dxa" w:w="2880"/>
+          </w:tcPr>
+          <w:p>
+            <w:r>
+              <w:rPr>
+                <w:sz w:val="19"/>
+              </w:rPr>
+            </w:r>
+            <w:r>
+              <w:rPr>
+                <w:sz w:val="19"/>
+              </w:rPr>
+              <w:t>✅ 30 actividades, 36 semanas</w:t>
+            </w:r>
+          </w:p>
+        </w:tc>
+        <w:tc>
+          <w:tcPr>
+            <w:tcW w:type="dxa" w:w="2880"/>
+          </w:tcPr>
+          <w:p>
+            <w:r>
+              <w:rPr>
+                <w:sz w:val="19"/>
+              </w:rPr>
+            </w:r>
+            <w:r>
+              <w:rPr>
+                <w:rFonts w:ascii="Consolas" w:hAnsi="Consolas"/>
+                <w:sz w:val="19"/>
+              </w:rPr>
+              <w:t>entrega/FMA_Carta_Gantt.xlsx</w:t>
+            </w:r>
+          </w:p>
+        </w:tc>
+      </w:tr>
+      <w:tr>
+        <w:tc>
+          <w:tcPr>
+            <w:tcW w:type="dxa" w:w="2880"/>
+          </w:tcPr>
+          <w:p>
+            <w:r>
+              <w:rPr>
+                <w:sz w:val="19"/>
+              </w:rPr>
+            </w:r>
+            <w:r>
+              <w:rPr>
+                <w:b/>
+                <w:sz w:val="19"/>
+              </w:rPr>
+              <w:t>PDF de presentación, 7 planas</w:t>
+            </w:r>
+          </w:p>
+        </w:tc>
+        <w:tc>
+          <w:tcPr>
+            <w:tcW w:type="dxa" w:w="2880"/>
+          </w:tcPr>
+          <w:p>
+            <w:r>
+              <w:rPr>
+                <w:sz w:val="19"/>
+              </w:rPr>
+            </w:r>
+            <w:r>
+              <w:rPr>
+                <w:sz w:val="19"/>
+              </w:rPr>
+              <w:t>✅</w:t>
+            </w:r>
+          </w:p>
+        </w:tc>
+        <w:tc>
+          <w:tcPr>
+            <w:tcW w:type="dxa" w:w="2880"/>
+          </w:tcPr>
+          <w:p>
+            <w:r>
+              <w:rPr>
+                <w:sz w:val="19"/>
+              </w:rPr>
+            </w:r>
+            <w:r>
+              <w:rPr>
+                <w:rFonts w:ascii="Consolas" w:hAnsi="Consolas"/>
+                <w:sz w:val="19"/>
+              </w:rPr>
+              <w:t>entrega/pdf/FMA_Presentacion.pdf</w:t>
+            </w:r>
+          </w:p>
+        </w:tc>
+      </w:tr>
+      <w:tr>
+        <w:tc>
+          <w:tcPr>
+            <w:tcW w:type="dxa" w:w="2880"/>
+          </w:tcPr>
+          <w:p>
+            <w:r>
+              <w:rPr>
+                <w:sz w:val="19"/>
+              </w:rPr>
+            </w:r>
+            <w:r>
+              <w:rPr>
+                <w:sz w:val="19"/>
+              </w:rPr>
+              <w:t>Fuente editable del PDF</w:t>
+            </w:r>
+          </w:p>
+        </w:tc>
+        <w:tc>
+          <w:tcPr>
+            <w:tcW w:type="dxa" w:w="2880"/>
+          </w:tcPr>
+          <w:p>
+            <w:r>
+              <w:rPr>
+                <w:sz w:val="19"/>
+              </w:rPr>
+            </w:r>
+            <w:r>
+              <w:rPr>
+                <w:sz w:val="19"/>
+              </w:rPr>
+              <w:t>✅ HTML + planas en PNG a 300 dpi</w:t>
+            </w:r>
+          </w:p>
+        </w:tc>
+        <w:tc>
+          <w:tcPr>
+            <w:tcW w:type="dxa" w:w="2880"/>
+          </w:tcPr>
+          <w:p>
+            <w:r>
+              <w:rPr>
+                <w:sz w:val="19"/>
+              </w:rPr>
+            </w:r>
+            <w:r>
+              <w:rPr>
+                <w:rFonts w:ascii="Consolas" w:hAnsi="Consolas"/>
+                <w:sz w:val="19"/>
+              </w:rPr>
+              <w:t>entrega/pdf/presentacion.html</w:t>
+            </w:r>
+            <w:r>
+              <w:rPr>
+                <w:sz w:val="19"/>
+              </w:rPr>
+              <w:t xml:space="preserve"> · </w:t>
+            </w:r>
+            <w:r>
+              <w:rPr>
+                <w:rFonts w:ascii="Consolas" w:hAnsi="Consolas"/>
+                <w:sz w:val="19"/>
+              </w:rPr>
+              <w:t>entrega/pdf/planas/</w:t>
+            </w:r>
+          </w:p>
+        </w:tc>
+      </w:tr>
+      <w:tr>
+        <w:tc>
+          <w:tcPr>
+            <w:tcW w:type="dxa" w:w="2880"/>
+          </w:tcPr>
+          <w:p>
+            <w:r>
+              <w:rPr>
+                <w:sz w:val="19"/>
+              </w:rPr>
+            </w:r>
+            <w:r>
+              <w:rPr>
+                <w:b/>
+                <w:sz w:val="19"/>
+              </w:rPr>
+              <w:t>Los 15 campos de texto</w:t>
+            </w:r>
+          </w:p>
+        </w:tc>
+        <w:tc>
+          <w:tcPr>
+            <w:tcW w:type="dxa" w:w="2880"/>
+          </w:tcPr>
+          <w:p>
+            <w:r>
+              <w:rPr>
+                <w:sz w:val="19"/>
+              </w:rPr>
+            </w:r>
+            <w:r>
+              <w:rPr>
+                <w:sz w:val="19"/>
+              </w:rPr>
+              <w:t>✅ enviados</w:t>
+            </w:r>
+          </w:p>
+        </w:tc>
+        <w:tc>
+          <w:tcPr>
+            <w:tcW w:type="dxa" w:w="2880"/>
+          </w:tcPr>
+          <w:p>
+            <w:r>
+              <w:rPr>
+                <w:sz w:val="19"/>
+              </w:rPr>
+            </w:r>
+            <w:r>
+              <w:rPr>
+                <w:rFonts w:ascii="Consolas" w:hAnsi="Consolas"/>
+                <w:sz w:val="19"/>
+              </w:rPr>
+              <w:t>FMA_2026_TEXTOS_ENVIADOS.md</w:t>
+            </w:r>
+          </w:p>
+        </w:tc>
+      </w:tr>
+      <w:tr>
+        <w:tc>
+          <w:tcPr>
+            <w:tcW w:type="dxa" w:w="2880"/>
+          </w:tcPr>
+          <w:p>
+            <w:r>
+              <w:rPr>
+                <w:sz w:val="19"/>
+              </w:rPr>
+            </w:r>
+            <w:r>
+              <w:rPr>
+                <w:sz w:val="19"/>
+              </w:rPr>
+              <w:t>Cartas de apoyo</w:t>
+            </w:r>
+          </w:p>
+        </w:tc>
+        <w:tc>
+          <w:tcPr>
+            <w:tcW w:type="dxa" w:w="2880"/>
+          </w:tcPr>
+          <w:p>
+            <w:r>
+              <w:rPr>
+                <w:sz w:val="19"/>
+              </w:rPr>
+            </w:r>
+            <w:r>
+              <w:rPr>
+                <w:sz w:val="19"/>
+              </w:rPr>
+              <w:t xml:space="preserve">✅ </w:t>
+            </w:r>
+            <w:r>
+              <w:rPr>
+                <w:b/>
+                <w:sz w:val="19"/>
+              </w:rPr>
+              <w:t>adjuntadas al formulario</w:t>
+            </w:r>
+          </w:p>
+        </w:tc>
+        <w:tc>
+          <w:tcPr>
+            <w:tcW w:type="dxa" w:w="2880"/>
+          </w:tcPr>
+          <w:p>
+            <w:r>
+              <w:rPr>
+                <w:sz w:val="19"/>
+              </w:rPr>
+            </w:r>
+            <w:r>
+              <w:rPr>
+                <w:rFonts w:ascii="Consolas" w:hAnsi="Consolas"/>
+                <w:sz w:val="19"/>
+              </w:rPr>
+              <w:t>cartas/</w:t>
+            </w:r>
+          </w:p>
+        </w:tc>
+      </w:tr>
+    </w:tbl>
+    <w:p/>
+    <w:p>
+      <w:pPr>
+        <w:spacing w:after="120"/>
+      </w:pPr>
+      <w:r>
+        <w:t xml:space="preserve">⬜ </w:t>
+      </w:r>
+      <w:r>
+        <w:rPr>
+          <w:b/>
+        </w:rPr>
+        <w:t>Faltaban dos imágenes en la página 5 del PDF</w:t>
+      </w:r>
+      <w:r>
+        <w:t xml:space="preserve">: el afiche del catastro de Av. Caupolicán y la tabla del SERVIU. Van en </w:t>
+      </w:r>
+      <w:r>
+        <w:rPr>
+          <w:rFonts w:ascii="Consolas" w:hAnsi="Consolas"/>
+          <w:sz w:val="19"/>
+        </w:rPr>
+        <w:t>entrega/pdf/img/</w:t>
+      </w:r>
+      <w:r>
+        <w:t xml:space="preserve"> como </w:t>
+      </w:r>
+      <w:r>
+        <w:rPr>
+          <w:rFonts w:ascii="Consolas" w:hAnsi="Consolas"/>
+          <w:sz w:val="19"/>
+        </w:rPr>
+        <w:t>caupolican_afiche.jpg</w:t>
+      </w:r>
+      <w:r>
+        <w:t xml:space="preserve"> y </w:t>
+      </w:r>
+      <w:r>
+        <w:rPr>
+          <w:rFonts w:ascii="Consolas" w:hAnsi="Consolas"/>
+          <w:sz w:val="19"/>
+        </w:rPr>
+        <w:t>serviu_tabla.jpg</w:t>
+      </w:r>
+      <w:r>
+        <w:t xml:space="preserve">, y se regenera desde </w:t>
+      </w:r>
+      <w:r>
+        <w:rPr>
+          <w:rFonts w:ascii="Consolas" w:hAnsi="Consolas"/>
+          <w:sz w:val="19"/>
+        </w:rPr>
+        <w:t>presentacion.html</w:t>
+      </w:r>
+      <w:r>
+        <w:t>.</w:t>
+      </w:r>
+    </w:p>
+    <w:p>
+      <w:pPr>
+        <w:spacing w:before="40" w:after="120"/>
+        <w:pBdr>
+          <w:bottom w:val="single" w:sz="6" w:color="BBBBBB"/>
+        </w:pBdr>
+      </w:pPr>
+    </w:p>
+    <w:p>
+      <w:pPr>
+        <w:pStyle w:val="Heading2"/>
+      </w:pPr>
+      <w:r>
+        <w:rPr>
+          <w:color w:val="1B4D3E"/>
+        </w:rPr>
+        <w:t>3. Datos duros del formulario, para no volver a calcularlos</w:t>
       </w:r>
     </w:p>
     <w:tbl>
@@ -202,7 +800,7 @@
                 <w:b/>
                 <w:sz w:val="19"/>
               </w:rPr>
-              <w:t>Decisión</w:t>
+              <w:t>Campo</w:t>
             </w:r>
           </w:p>
         </w:tc>
@@ -223,7 +821,7 @@
                 <w:b/>
                 <w:sz w:val="19"/>
               </w:rPr>
-              <w:t>Por qué</w:t>
+              <w:t>Valor</w:t>
             </w:r>
           </w:p>
         </w:tc>
@@ -241,16 +839,9 @@
             </w:r>
             <w:r>
               <w:rPr>
-                <w:b/>
-                <w:sz w:val="19"/>
-              </w:rPr>
-              <w:t>El árbol como hábitat</w:t>
-            </w:r>
-            <w:r>
-              <w:rPr>
-                <w:sz w:val="19"/>
-              </w:rPr>
-              <w:t>, no como objeto de estudio</w:t>
+                <w:sz w:val="19"/>
+              </w:rPr>
+              <w:t>Temática</w:t>
             </w:r>
           </w:p>
         </w:tc>
@@ -266,9 +857,16 @@
             </w:r>
             <w:r>
               <w:rPr>
-                <w:sz w:val="19"/>
-              </w:rPr>
-              <w:t>Convierte el proyecto en conservación de biodiversidad, que es lo que el fondo financia</w:t>
+                <w:b/>
+                <w:sz w:val="19"/>
+              </w:rPr>
+              <w:t>1</w:t>
+            </w:r>
+            <w:r>
+              <w:rPr>
+                <w:sz w:val="19"/>
+              </w:rPr>
+              <w:t xml:space="preserve"> · Monitoreo de territorios, biodiversidad y/o ecosistemas subrepresentados</w:t>
             </w:r>
           </w:p>
         </w:tc>
@@ -286,16 +884,9 @@
             </w:r>
             <w:r>
               <w:rPr>
-                <w:b/>
-                <w:sz w:val="19"/>
-              </w:rPr>
-              <w:t>Temática 1</w:t>
-            </w:r>
-            <w:r>
-              <w:rPr>
-                <w:sz w:val="19"/>
-              </w:rPr>
-              <w:t xml:space="preserve"> (monitoreo de ecosistemas subrepresentados), con vínculo a la 2 y la 6</w:t>
+                <w:sz w:val="19"/>
+              </w:rPr>
+              <w:t>Palabras clave</w:t>
             </w:r>
           </w:p>
         </w:tc>
@@ -313,7 +904,7 @@
               <w:rPr>
                 <w:sz w:val="19"/>
               </w:rPr>
-              <w:t>La Q24 y la Q32 confirmaron que lo urbano no está excluido</w:t>
+              <w:t>arbolado urbano · biodiversidad · ciencia ciudadana</w:t>
             </w:r>
           </w:p>
         </w:tc>
@@ -331,16 +922,9 @@
             </w:r>
             <w:r>
               <w:rPr>
-                <w:b/>
-                <w:sz w:val="19"/>
-              </w:rPr>
-              <w:t>Pregunta central</w:t>
-            </w:r>
-            <w:r>
-              <w:rPr>
-                <w:sz w:val="19"/>
-              </w:rPr>
-              <w:t>: qué atributos del arbolado explican la biodiversidad que sostiene</w:t>
+                <w:sz w:val="19"/>
+              </w:rPr>
+              <w:t>Áreas de trabajo</w:t>
             </w:r>
           </w:p>
         </w:tc>
@@ -358,7 +942,7 @@
               <w:rPr>
                 <w:sz w:val="19"/>
               </w:rPr>
-              <w:t>Es falsable; la anterior no lo era</w:t>
+              <w:t>Ciencias naturales y exactas · Ciencias sociales · Arte</w:t>
             </w:r>
           </w:p>
         </w:tc>
@@ -376,16 +960,9 @@
             </w:r>
             <w:r>
               <w:rPr>
-                <w:b/>
-                <w:sz w:val="19"/>
-              </w:rPr>
-              <w:t>Cada escuela estudia su propio sector</w:t>
-            </w:r>
-            <w:r>
-              <w:rPr>
-                <w:sz w:val="19"/>
-              </w:rPr>
-              <w:t>, sin sitio de referencia externo</w:t>
+                <w:sz w:val="19"/>
+              </w:rPr>
+              <w:t>Disciplinas</w:t>
             </w:r>
           </w:p>
         </w:tc>
@@ -403,20 +980,7 @@
               <w:rPr>
                 <w:sz w:val="19"/>
               </w:rPr>
-              <w:t xml:space="preserve">El gradiente se busca </w:t>
-            </w:r>
-            <w:r>
-              <w:rPr>
-                <w:b/>
-                <w:sz w:val="19"/>
-              </w:rPr>
-              <w:t>dentro</w:t>
-            </w:r>
-            <w:r>
-              <w:rPr>
-                <w:sz w:val="19"/>
-              </w:rPr>
-              <w:t xml:space="preserve"> de cada barrio: es mejor estadísticamente y no rompe el principio del proyecto</w:t>
+              <w:t>Ecología y gestión ambiental · Educación ambiental · Artes visuales o Ilustración</w:t>
             </w:r>
           </w:p>
         </w:tc>
@@ -434,23 +998,9 @@
             </w:r>
             <w:r>
               <w:rPr>
-                <w:b/>
-                <w:sz w:val="19"/>
-              </w:rPr>
-              <w:t>Dentro como estimación</w:t>
-            </w:r>
-            <w:r>
-              <w:rPr>
-                <w:sz w:val="19"/>
-              </w:rPr>
-              <w:t xml:space="preserve">: carbono almacenado, secuestro anual y </w:t>
-            </w:r>
-            <w:r>
-              <w:rPr>
-                <w:b/>
-                <w:sz w:val="19"/>
-              </w:rPr>
-              <w:t>valor económico según Art. 32 de la Ordenanza</w:t>
+                <w:sz w:val="19"/>
+              </w:rPr>
+              <w:t>Fecha de inicio</w:t>
             </w:r>
           </w:p>
         </w:tc>
@@ -466,22 +1016,10 @@
             </w:r>
             <w:r>
               <w:rPr>
-                <w:sz w:val="19"/>
-              </w:rPr>
-              <w:t xml:space="preserve">Corregido el 13-08: i-Tree estima secuestro desde un solo inventario. Lo imposible es </w:t>
-            </w:r>
-            <w:r>
-              <w:rPr>
-                <w:i/>
-                <w:sz w:val="19"/>
-              </w:rPr>
-              <w:t>medirlo</w:t>
-            </w:r>
-            <w:r>
-              <w:rPr>
-                <w:sz w:val="19"/>
-              </w:rPr>
-              <w:t xml:space="preserve"> en 9 meses</w:t>
+                <w:b/>
+                <w:sz w:val="19"/>
+              </w:rPr>
+              <w:t>1 de diciembre de 2026</w:t>
             </w:r>
           </w:p>
         </w:tc>
@@ -499,16 +1037,9 @@
             </w:r>
             <w:r>
               <w:rPr>
-                <w:b/>
-                <w:sz w:val="19"/>
-              </w:rPr>
-              <w:t>Fuera de indicadores</w:t>
-            </w:r>
-            <w:r>
-              <w:rPr>
-                <w:sz w:val="19"/>
-              </w:rPr>
-              <w:t>: oxígeno (queda como contenido educativo) y remoción de contaminantes (se aborda vía líquenes como bioindicadores)</w:t>
+                <w:sz w:val="19"/>
+              </w:rPr>
+              <w:t>Fecha de término</w:t>
             </w:r>
           </w:p>
         </w:tc>
@@ -524,16 +1055,10 @@
             </w:r>
             <w:r>
               <w:rPr>
-                <w:sz w:val="19"/>
-              </w:rPr>
-              <w:t xml:space="preserve">Ver </w:t>
-            </w:r>
-            <w:r>
-              <w:rPr>
-                <w:rFonts w:ascii="Consolas" w:hAnsi="Consolas"/>
-                <w:sz w:val="19"/>
-              </w:rPr>
-              <w:t>FMA_2026_SERVICIOS_LINEA_BASE_Y_MONITOREO.md</w:t>
+                <w:b/>
+                <w:sz w:val="19"/>
+              </w:rPr>
+              <w:t>31 de agosto de 2027</w:t>
             </w:r>
           </w:p>
         </w:tc>
@@ -551,16 +1076,9 @@
             </w:r>
             <w:r>
               <w:rPr>
-                <w:b/>
-                <w:sz w:val="19"/>
-              </w:rPr>
-              <w:t>Dos productos</w:t>
-            </w:r>
-            <w:r>
-              <w:rPr>
-                <w:sz w:val="19"/>
-              </w:rPr>
-              <w:t>: línea base + sistema de monitoreo</w:t>
+                <w:sz w:val="19"/>
+              </w:rPr>
+              <w:t>Nº de integrantes</w:t>
             </w:r>
           </w:p>
         </w:tc>
@@ -576,9 +1094,16 @@
             </w:r>
             <w:r>
               <w:rPr>
-                <w:sz w:val="19"/>
-              </w:rPr>
-              <w:t>La continuidad deja de ser intención y pasa a ser consecuencia metodológica</w:t>
+                <w:b/>
+                <w:sz w:val="19"/>
+              </w:rPr>
+              <w:t>6</w:t>
+            </w:r>
+            <w:r>
+              <w:rPr>
+                <w:sz w:val="19"/>
+              </w:rPr>
+              <w:t xml:space="preserve"> (5 si Claudia asume también la coordinación general)</w:t>
             </w:r>
           </w:p>
         </w:tc>
@@ -596,16 +1121,9 @@
             </w:r>
             <w:r>
               <w:rPr>
-                <w:b/>
-                <w:sz w:val="19"/>
-              </w:rPr>
-              <w:t>Fuera</w:t>
-            </w:r>
-            <w:r>
-              <w:rPr>
-                <w:sz w:val="19"/>
-              </w:rPr>
-              <w:t>: el generador de contenido para redes</w:t>
+                <w:sz w:val="19"/>
+              </w:rPr>
+              <w:t>Monto solicitado</w:t>
             </w:r>
           </w:p>
         </w:tc>
@@ -621,9 +1139,10 @@
             </w:r>
             <w:r>
               <w:rPr>
-                <w:sz w:val="19"/>
-              </w:rPr>
-              <w:t>Las bases excluyen campañas comunicacionales</w:t>
+                <w:b/>
+                <w:sz w:val="19"/>
+              </w:rPr>
+              <w:t>$5.995.080</w:t>
             </w:r>
           </w:p>
         </w:tc>
@@ -643,14 +1162,7 @@
               <w:rPr>
                 <w:sz w:val="19"/>
               </w:rPr>
-              <w:t xml:space="preserve">Postula </w:t>
-            </w:r>
-            <w:r>
-              <w:rPr>
-                <w:b/>
-                <w:sz w:val="19"/>
-              </w:rPr>
-              <w:t>Ekuwün como organización</w:t>
+              <w:t>¿Validación previa?</w:t>
             </w:r>
           </w:p>
         </w:tc>
@@ -666,9 +1178,141 @@
             </w:r>
             <w:r>
               <w:rPr>
-                <w:sz w:val="19"/>
-              </w:rPr>
-              <w:t>Decisión de Claudia</w:t>
+                <w:b/>
+                <w:sz w:val="19"/>
+              </w:rPr>
+              <w:t>Sí</w:t>
+            </w:r>
+          </w:p>
+        </w:tc>
+      </w:tr>
+    </w:tbl>
+    <w:p/>
+    <w:p>
+      <w:pPr>
+        <w:spacing w:after="120"/>
+      </w:pPr>
+      <w:r>
+        <w:rPr>
+          <w:b/>
+        </w:rPr>
+        <w:t>Los 14 textos redactados</w:t>
+      </w:r>
+      <w:r>
+        <w:t>, todos dentro del límite: objetivo general (300) · beneficiarios directos (299) · beneficiarios indirectos (297) · metas y verificación (490) · experiencia previa (341) · cómo trabajan las disciplinas (339) · conocimientos y acciones (350) · conocimientos de las comunidades (350) · cómo se comparte el conocimiento (345) · proyección a largo plazo (345) · prácticas artísticas (346) · saberes territoriales (336) · capacidades (349) · inclusión (346).</w:t>
+      </w:r>
+    </w:p>
+    <w:p>
+      <w:pPr>
+        <w:spacing w:after="120"/>
+      </w:pPr>
+      <w:r>
+        <w:t xml:space="preserve">✅ </w:t>
+      </w:r>
+      <w:r>
+        <w:rPr>
+          <w:b/>
+        </w:rPr>
+        <w:t>Ya están consolidados.</w:t>
+      </w:r>
+      <w:r>
+        <w:t xml:space="preserve"> Los </w:t>
+      </w:r>
+      <w:r>
+        <w:rPr>
+          <w:b/>
+        </w:rPr>
+        <w:t>15</w:t>
+      </w:r>
+      <w:r>
+        <w:t xml:space="preserve"> campos de texto abierto (eran 15, no 14: faltaba contar el 3.20 de validación previa) quedaron transcritos literalmente en </w:t>
+      </w:r>
+      <w:r>
+        <w:rPr>
+          <w:b/>
+        </w:rPr>
+        <w:t>`FMA_2026_TEXTOS_ENVIADOS.md`</w:t>
+      </w:r>
+      <w:r>
+        <w:t xml:space="preserve">, recuperados del PDF de resumen del portal. Ese documento incluye además un anexo con las erratas detectadas después del envío. </w:t>
+      </w:r>
+      <w:r>
+        <w:rPr>
+          <w:b/>
+        </w:rPr>
+        <w:t>Es la base para preparar la entrevista.</w:t>
+      </w:r>
+    </w:p>
+    <w:p>
+      <w:pPr>
+        <w:spacing w:before="40" w:after="120"/>
+        <w:pBdr>
+          <w:bottom w:val="single" w:sz="6" w:color="BBBBBB"/>
+        </w:pBdr>
+      </w:pPr>
+    </w:p>
+    <w:p>
+      <w:pPr>
+        <w:pStyle w:val="Heading2"/>
+      </w:pPr>
+      <w:r>
+        <w:rPr>
+          <w:color w:val="1B4D3E"/>
+        </w:rPr>
+        <w:t>4. Las decisiones tomadas (no volver a discutirlas)</w:t>
+      </w:r>
+    </w:p>
+    <w:tbl>
+      <w:tblPr>
+        <w:tblStyle w:val="TableGrid"/>
+        <w:tblW w:type="auto" w:w="0"/>
+        <w:jc w:val="center"/>
+        <w:tblLook w:firstColumn="1" w:firstRow="1" w:lastColumn="0" w:lastRow="0" w:noHBand="0" w:noVBand="1" w:val="04A0"/>
+      </w:tblPr>
+      <w:tblGrid>
+        <w:gridCol w:w="4320"/>
+        <w:gridCol w:w="4320"/>
+      </w:tblGrid>
+      <w:tr>
+        <w:tc>
+          <w:tcPr>
+            <w:tcW w:type="dxa" w:w="4320"/>
+            <w:shd w:val="clear" w:fill="E8F0E4"/>
+          </w:tcPr>
+          <w:p>
+            <w:r>
+              <w:rPr>
+                <w:b/>
+                <w:sz w:val="19"/>
+              </w:rPr>
+            </w:r>
+            <w:r>
+              <w:rPr>
+                <w:b/>
+                <w:sz w:val="19"/>
+              </w:rPr>
+              <w:t>Decisión</w:t>
+            </w:r>
+          </w:p>
+        </w:tc>
+        <w:tc>
+          <w:tcPr>
+            <w:tcW w:type="dxa" w:w="4320"/>
+            <w:shd w:val="clear" w:fill="E8F0E4"/>
+          </w:tcPr>
+          <w:p>
+            <w:r>
+              <w:rPr>
+                <w:b/>
+                <w:sz w:val="19"/>
+              </w:rPr>
+            </w:r>
+            <w:r>
+              <w:rPr>
+                <w:b/>
+                <w:sz w:val="19"/>
+              </w:rPr>
+              <w:t>Por qué</w:t>
             </w:r>
           </w:p>
         </w:tc>
@@ -689,7 +1333,13 @@
                 <w:b/>
                 <w:sz w:val="19"/>
               </w:rPr>
-              <w:t>Líquenes a nivel de morfotipo · hongos como co-núcleo</w:t>
+              <w:t>El árbol como hábitat</w:t>
+            </w:r>
+            <w:r>
+              <w:rPr>
+                <w:sz w:val="19"/>
+              </w:rPr>
+              <w:t>, no como objeto de estudio</w:t>
             </w:r>
           </w:p>
         </w:tc>
@@ -707,7 +1357,486 @@
               <w:rPr>
                 <w:sz w:val="19"/>
               </w:rPr>
-              <w:t>Por el perfil del equipo (ver §4)</w:t>
+              <w:t>Es lo que el fondo financia: conservación de biodiversidad</w:t>
+            </w:r>
+          </w:p>
+        </w:tc>
+      </w:tr>
+      <w:tr>
+        <w:tc>
+          <w:tcPr>
+            <w:tcW w:type="dxa" w:w="4320"/>
+          </w:tcPr>
+          <w:p>
+            <w:r>
+              <w:rPr>
+                <w:sz w:val="19"/>
+              </w:rPr>
+            </w:r>
+            <w:r>
+              <w:rPr>
+                <w:b/>
+                <w:sz w:val="19"/>
+              </w:rPr>
+              <w:t>Cada escuela estudia su propio sector</w:t>
+            </w:r>
+          </w:p>
+        </w:tc>
+        <w:tc>
+          <w:tcPr>
+            <w:tcW w:type="dxa" w:w="4320"/>
+          </w:tcPr>
+          <w:p>
+            <w:r>
+              <w:rPr>
+                <w:sz w:val="19"/>
+              </w:rPr>
+            </w:r>
+            <w:r>
+              <w:rPr>
+                <w:sz w:val="19"/>
+              </w:rPr>
+              <w:t>El gradiente se busca dentro de cada barrio. Se descartó el sitio de referencia en Ñielol</w:t>
+            </w:r>
+          </w:p>
+        </w:tc>
+      </w:tr>
+      <w:tr>
+        <w:tc>
+          <w:tcPr>
+            <w:tcW w:type="dxa" w:w="4320"/>
+          </w:tcPr>
+          <w:p>
+            <w:r>
+              <w:rPr>
+                <w:sz w:val="19"/>
+              </w:rPr>
+            </w:r>
+            <w:r>
+              <w:rPr>
+                <w:b/>
+                <w:sz w:val="19"/>
+              </w:rPr>
+              <w:t>180 árboles comprometidos, 210 como meta</w:t>
+            </w:r>
+          </w:p>
+        </w:tc>
+        <w:tc>
+          <w:tcPr>
+            <w:tcW w:type="dxa" w:w="4320"/>
+          </w:tcPr>
+          <w:p>
+            <w:r>
+              <w:rPr>
+                <w:sz w:val="19"/>
+              </w:rPr>
+            </w:r>
+            <w:r>
+              <w:rPr>
+                <w:sz w:val="19"/>
+              </w:rPr>
+              <w:t>Se compromete lo que se cumple y se entrega por encima</w:t>
+            </w:r>
+          </w:p>
+        </w:tc>
+      </w:tr>
+      <w:tr>
+        <w:tc>
+          <w:tcPr>
+            <w:tcW w:type="dxa" w:w="4320"/>
+          </w:tcPr>
+          <w:p>
+            <w:r>
+              <w:rPr>
+                <w:sz w:val="19"/>
+              </w:rPr>
+            </w:r>
+            <w:r>
+              <w:rPr>
+                <w:b/>
+                <w:sz w:val="19"/>
+              </w:rPr>
+              <w:t>No subir el número de árboles</w:t>
+            </w:r>
+          </w:p>
+        </w:tc>
+        <w:tc>
+          <w:tcPr>
+            <w:tcW w:type="dxa" w:w="4320"/>
+          </w:tcPr>
+          <w:p>
+            <w:r>
+              <w:rPr>
+                <w:sz w:val="19"/>
+              </w:rPr>
+            </w:r>
+            <w:r>
+              <w:rPr>
+                <w:sz w:val="19"/>
+              </w:rPr>
+              <w:t>El n no es la restricción: lo son la proporción de nativas, el rango de cobertura y los tres sitios</w:t>
+            </w:r>
+          </w:p>
+        </w:tc>
+      </w:tr>
+      <w:tr>
+        <w:tc>
+          <w:tcPr>
+            <w:tcW w:type="dxa" w:w="4320"/>
+          </w:tcPr>
+          <w:p>
+            <w:r>
+              <w:rPr>
+                <w:sz w:val="19"/>
+              </w:rPr>
+            </w:r>
+            <w:r>
+              <w:rPr>
+                <w:b/>
+                <w:sz w:val="19"/>
+              </w:rPr>
+              <w:t>Líquenes y hongos comprometidos · aves y artrópodos complementarios</w:t>
+            </w:r>
+          </w:p>
+        </w:tc>
+        <w:tc>
+          <w:tcPr>
+            <w:tcW w:type="dxa" w:w="4320"/>
+          </w:tcPr>
+          <w:p>
+            <w:r>
+              <w:rPr>
+                <w:sz w:val="19"/>
+              </w:rPr>
+            </w:r>
+            <w:r>
+              <w:rPr>
+                <w:sz w:val="19"/>
+              </w:rPr>
+              <w:t>Recorte tras la revisión de Nicolás Mendoza</w:t>
+            </w:r>
+          </w:p>
+        </w:tc>
+      </w:tr>
+      <w:tr>
+        <w:tc>
+          <w:tcPr>
+            <w:tcW w:type="dxa" w:w="4320"/>
+          </w:tcPr>
+          <w:p>
+            <w:r>
+              <w:rPr>
+                <w:sz w:val="19"/>
+              </w:rPr>
+            </w:r>
+            <w:r>
+              <w:rPr>
+                <w:b/>
+                <w:sz w:val="19"/>
+              </w:rPr>
+              <w:t>Carbono y valor Art. 32 dentro, como estimación</w:t>
+            </w:r>
+            <w:r>
+              <w:rPr>
+                <w:sz w:val="19"/>
+              </w:rPr>
+              <w:t xml:space="preserve"> con rango declarado</w:t>
+            </w:r>
+          </w:p>
+        </w:tc>
+        <w:tc>
+          <w:tcPr>
+            <w:tcW w:type="dxa" w:w="4320"/>
+          </w:tcPr>
+          <w:p>
+            <w:r>
+              <w:rPr>
+                <w:sz w:val="19"/>
+              </w:rPr>
+            </w:r>
+            <w:r>
+              <w:rPr>
+                <w:sz w:val="19"/>
+              </w:rPr>
+              <w:t>Nunca decir que se "mide" el CO₂ capturado</w:t>
+            </w:r>
+          </w:p>
+        </w:tc>
+      </w:tr>
+      <w:tr>
+        <w:tc>
+          <w:tcPr>
+            <w:tcW w:type="dxa" w:w="4320"/>
+          </w:tcPr>
+          <w:p>
+            <w:r>
+              <w:rPr>
+                <w:sz w:val="19"/>
+              </w:rPr>
+            </w:r>
+            <w:r>
+              <w:rPr>
+                <w:b/>
+                <w:sz w:val="19"/>
+              </w:rPr>
+              <w:t>Fuera</w:t>
+            </w:r>
+            <w:r>
+              <w:rPr>
+                <w:sz w:val="19"/>
+              </w:rPr>
+              <w:t>: oxígeno, remoción de contaminantes, generador de redes</w:t>
+            </w:r>
+          </w:p>
+        </w:tc>
+        <w:tc>
+          <w:tcPr>
+            <w:tcW w:type="dxa" w:w="4320"/>
+          </w:tcPr>
+          <w:p>
+            <w:r>
+              <w:rPr>
+                <w:sz w:val="19"/>
+              </w:rPr>
+            </w:r>
+            <w:r>
+              <w:rPr>
+                <w:sz w:val="19"/>
+              </w:rPr>
+              <w:t xml:space="preserve">Ver </w:t>
+            </w:r>
+            <w:r>
+              <w:rPr>
+                <w:rFonts w:ascii="Consolas" w:hAnsi="Consolas"/>
+                <w:sz w:val="19"/>
+              </w:rPr>
+              <w:t>FMA_2026_SERVICIOS_LINEA_BASE_Y_MONITOREO.md</w:t>
+            </w:r>
+          </w:p>
+        </w:tc>
+      </w:tr>
+      <w:tr>
+        <w:tc>
+          <w:tcPr>
+            <w:tcW w:type="dxa" w:w="4320"/>
+          </w:tcPr>
+          <w:p>
+            <w:r>
+              <w:rPr>
+                <w:sz w:val="19"/>
+              </w:rPr>
+            </w:r>
+            <w:r>
+              <w:rPr>
+                <w:b/>
+                <w:sz w:val="19"/>
+              </w:rPr>
+              <w:t>Dos productos</w:t>
+            </w:r>
+            <w:r>
+              <w:rPr>
+                <w:sz w:val="19"/>
+              </w:rPr>
+              <w:t>: línea base + sistema de monitoreo</w:t>
+            </w:r>
+          </w:p>
+        </w:tc>
+        <w:tc>
+          <w:tcPr>
+            <w:tcW w:type="dxa" w:w="4320"/>
+          </w:tcPr>
+          <w:p>
+            <w:r>
+              <w:rPr>
+                <w:sz w:val="19"/>
+              </w:rPr>
+            </w:r>
+            <w:r>
+              <w:rPr>
+                <w:sz w:val="19"/>
+              </w:rPr>
+              <w:t>La continuidad es consecuencia metodológica, no intención</w:t>
+            </w:r>
+          </w:p>
+        </w:tc>
+      </w:tr>
+      <w:tr>
+        <w:tc>
+          <w:tcPr>
+            <w:tcW w:type="dxa" w:w="4320"/>
+          </w:tcPr>
+          <w:p>
+            <w:r>
+              <w:rPr>
+                <w:sz w:val="19"/>
+              </w:rPr>
+            </w:r>
+            <w:r>
+              <w:rPr>
+                <w:sz w:val="19"/>
+              </w:rPr>
+              <w:t xml:space="preserve">🔑 </w:t>
+            </w:r>
+            <w:r>
+              <w:rPr>
+                <w:b/>
+                <w:sz w:val="19"/>
+              </w:rPr>
+              <w:t>El protocolo va DENTRO de asignaturas; el herbario va FUERA</w:t>
+            </w:r>
+            <w:r>
+              <w:rPr>
+                <w:sz w:val="19"/>
+              </w:rPr>
+              <w:t>, como taller de Ekuwün</w:t>
+            </w:r>
+          </w:p>
+        </w:tc>
+        <w:tc>
+          <w:tcPr>
+            <w:tcW w:type="dxa" w:w="4320"/>
+          </w:tcPr>
+          <w:p>
+            <w:r>
+              <w:rPr>
+                <w:sz w:val="19"/>
+              </w:rPr>
+            </w:r>
+            <w:r>
+              <w:rPr>
+                <w:sz w:val="19"/>
+              </w:rPr>
+              <w:t xml:space="preserve">El protocolo carga el argumento de continuidad; el taller carga la identidad de Ekuwün. Ver </w:t>
+            </w:r>
+            <w:r>
+              <w:rPr>
+                <w:rFonts w:ascii="Consolas" w:hAnsi="Consolas"/>
+                <w:sz w:val="19"/>
+              </w:rPr>
+              <w:t>FMA_2026_ACTIVIDADES.md</w:t>
+            </w:r>
+            <w:r>
+              <w:rPr>
+                <w:sz w:val="19"/>
+              </w:rPr>
+              <w:t xml:space="preserve"> §1.2</w:t>
+            </w:r>
+          </w:p>
+        </w:tc>
+      </w:tr>
+      <w:tr>
+        <w:tc>
+          <w:tcPr>
+            <w:tcW w:type="dxa" w:w="4320"/>
+          </w:tcPr>
+          <w:p>
+            <w:r>
+              <w:rPr>
+                <w:sz w:val="19"/>
+              </w:rPr>
+            </w:r>
+            <w:r>
+              <w:rPr>
+                <w:b/>
+                <w:sz w:val="19"/>
+              </w:rPr>
+              <w:t>No se compra dron</w:t>
+            </w:r>
+          </w:p>
+        </w:tc>
+        <w:tc>
+          <w:tcPr>
+            <w:tcW w:type="dxa" w:w="4320"/>
+          </w:tcPr>
+          <w:p>
+            <w:r>
+              <w:rPr>
+                <w:sz w:val="19"/>
+              </w:rPr>
+            </w:r>
+            <w:r>
+              <w:rPr>
+                <w:sz w:val="19"/>
+              </w:rPr>
+              <w:t>Normativa DGAC, participación nula de estudiantes, y cuesta lo mismo que los tres kits</w:t>
+            </w:r>
+          </w:p>
+        </w:tc>
+      </w:tr>
+      <w:tr>
+        <w:tc>
+          <w:tcPr>
+            <w:tcW w:type="dxa" w:w="4320"/>
+          </w:tcPr>
+          <w:p>
+            <w:r>
+              <w:rPr>
+                <w:sz w:val="19"/>
+              </w:rPr>
+            </w:r>
+            <w:r>
+              <w:rPr>
+                <w:b/>
+                <w:sz w:val="19"/>
+              </w:rPr>
+              <w:t>Tres devoluciones barriales, no un seminario único</w:t>
+            </w:r>
+          </w:p>
+        </w:tc>
+        <w:tc>
+          <w:tcPr>
+            <w:tcW w:type="dxa" w:w="4320"/>
+          </w:tcPr>
+          <w:p>
+            <w:r>
+              <w:rPr>
+                <w:sz w:val="19"/>
+              </w:rPr>
+            </w:r>
+            <w:r>
+              <w:rPr>
+                <w:sz w:val="19"/>
+              </w:rPr>
+              <w:t>Los datos de un barrio no le sirven al otro, y el Art. 9 exige que los vecinos propongan</w:t>
+            </w:r>
+          </w:p>
+        </w:tc>
+      </w:tr>
+      <w:tr>
+        <w:tc>
+          <w:tcPr>
+            <w:tcW w:type="dxa" w:w="4320"/>
+          </w:tcPr>
+          <w:p>
+            <w:r>
+              <w:rPr>
+                <w:sz w:val="19"/>
+              </w:rPr>
+            </w:r>
+            <w:r>
+              <w:rPr>
+                <w:b/>
+                <w:sz w:val="19"/>
+              </w:rPr>
+              <w:t>La metodología de fichas de Hablaarte queda abierta</w:t>
+            </w:r>
+          </w:p>
+        </w:tc>
+        <w:tc>
+          <w:tcPr>
+            <w:tcW w:type="dxa" w:w="4320"/>
+          </w:tcPr>
+          <w:p>
+            <w:r>
+              <w:rPr>
+                <w:sz w:val="19"/>
+              </w:rPr>
+            </w:r>
+            <w:r>
+              <w:rPr>
+                <w:sz w:val="19"/>
+              </w:rPr>
+              <w:t>Se compromete co-diseño, pilotaje y ajuste, no un método validado</w:t>
             </w:r>
           </w:p>
         </w:tc>
@@ -730,596 +1859,7 @@
         <w:rPr>
           <w:color w:val="1B4D3E"/>
         </w:rPr>
-        <w:t>3. Los hallazgos que sostienen la propuesta</w:t>
-      </w:r>
-    </w:p>
-    <w:p>
-      <w:pPr>
-        <w:pStyle w:val="ListBullet"/>
-      </w:pPr>
-      <w:r>
-        <w:rPr>
-          <w:b/>
-        </w:rPr>
-        <w:t>Lo urbano no está excluido del fondo.</w:t>
-      </w:r>
-      <w:r>
-        <w:t xml:space="preserve"> Q24 y Q32 de la jornada oficial; la Q32 es casi nuestro caso (aves urbanas).</w:t>
-      </w:r>
-    </w:p>
-    <w:p>
-      <w:pPr>
-        <w:pStyle w:val="ListBullet"/>
-      </w:pPr>
-      <w:r>
-        <w:rPr>
-          <w:b/>
-        </w:rPr>
-        <w:t>"Subrepresentado" tiene definición</w:t>
-      </w:r>
-      <w:r>
-        <w:t xml:space="preserve">: por reconocimiento estatal, o por especies que pasan desapercibidas frente a las carismáticas. </w:t>
-      </w:r>
-      <w:r>
-        <w:rPr>
-          <w:b/>
-        </w:rPr>
-        <w:t>Encajamos en las dos.</w:t>
-      </w:r>
-    </w:p>
-    <w:p>
-      <w:pPr>
-        <w:pStyle w:val="ListBullet"/>
-      </w:pPr>
-      <w:r>
-        <w:rPr>
-          <w:b/>
-        </w:rPr>
-        <w:t>El científico no necesita un rol específico</w:t>
-      </w:r>
-      <w:r>
-        <w:t>: se evalúa la coherencia global entre especialidades y objetivos.</w:t>
-      </w:r>
-    </w:p>
-    <w:p>
-      <w:pPr>
-        <w:pStyle w:val="ListBullet"/>
-      </w:pPr>
-      <w:r>
-        <w:rPr>
-          <w:b/>
-        </w:rPr>
-        <w:t>Se adjudican entre 4 y 7 proyectos al año.</w:t>
-      </w:r>
-      <w:r>
-        <w:t xml:space="preserve"> Es competitivo.</w:t>
-      </w:r>
-    </w:p>
-    <w:p>
-      <w:pPr>
-        <w:pStyle w:val="ListBullet"/>
-      </w:pPr>
-      <w:r>
-        <w:rPr>
-          <w:b/>
-        </w:rPr>
-        <w:t>Advertencia clave del fondo</w:t>
-      </w:r>
-      <w:r>
-        <w:t>: los talleres escolares que solo se repiten cada año con financiamiento nuevo se leen como "poca proyección a largo plazo". Hay que blindar la continuidad con lo que queda funcionando sin nosotros.</w:t>
-      </w:r>
-    </w:p>
-    <w:p>
-      <w:pPr>
-        <w:pStyle w:val="ListBullet"/>
-      </w:pPr>
-      <w:r>
-        <w:rPr>
-          <w:b/>
-        </w:rPr>
-        <w:t>El proyecto ganador que presentaron es estructuralmente el nuestro</w:t>
-      </w:r>
-      <w:r>
-        <w:t xml:space="preserve"> (Raíces de Calafate, Chile Chico): 50 estudiantes, 60 horas, transectos con iNaturalist, cuadernillo docente, propuesta curricular. </w:t>
-      </w:r>
-      <w:r>
-        <w:rPr>
-          <w:b/>
-        </w:rPr>
-        <w:t>Sus productos eran pedagógicos, no tecnológicos.</w:t>
-      </w:r>
-    </w:p>
-    <w:p>
-      <w:pPr>
-        <w:pStyle w:val="ListBullet"/>
-      </w:pPr>
-      <w:r>
-        <w:rPr>
-          <w:b/>
-        </w:rPr>
-        <w:t>Anclajes de política pública verificados</w:t>
-      </w:r>
-      <w:r>
-        <w:t xml:space="preserve">: Art. 9 y Art. 28 de la Ordenanza 004/2021; el </w:t>
-      </w:r>
-      <w:r>
-        <w:rPr>
-          <w:i/>
-        </w:rPr>
-        <w:t>Diagnóstico de Biodiversidad de La Araucanía</w:t>
-      </w:r>
-      <w:r>
-        <w:t xml:space="preserve"> del MMA declara que </w:t>
-      </w:r>
-      <w:r>
-        <w:rPr>
-          <w:b/>
-        </w:rPr>
-        <w:t>no existe un sistema de información territorial de biodiversidad</w:t>
-      </w:r>
-      <w:r>
-        <w:t xml:space="preserve"> y nombra los "ecosistemas urbanos de relevancia"; el </w:t>
-      </w:r>
-      <w:r>
-        <w:rPr>
-          <w:b/>
-        </w:rPr>
-        <w:t>Humedal Urbano Río Cautín-Sector Antumalén</w:t>
-      </w:r>
-      <w:r>
-        <w:t xml:space="preserve"> está declarado bajo la </w:t>
-      </w:r>
-      <w:r>
-        <w:rPr>
-          <w:b/>
-        </w:rPr>
-        <w:t>Ley 21.202</w:t>
-      </w:r>
-      <w:r>
-        <w:t>.</w:t>
-      </w:r>
-    </w:p>
-    <w:p>
-      <w:pPr>
-        <w:spacing w:before="40" w:after="120"/>
-        <w:pBdr>
-          <w:bottom w:val="single" w:sz="6" w:color="BBBBBB"/>
-        </w:pBdr>
-      </w:pPr>
-    </w:p>
-    <w:p>
-      <w:pPr>
-        <w:pStyle w:val="Heading2"/>
-      </w:pPr>
-      <w:r>
-        <w:rPr>
-          <w:color w:val="1B4D3E"/>
-        </w:rPr>
-        <w:t>4. El equipo</w:t>
-      </w:r>
-    </w:p>
-    <w:tbl>
-      <w:tblPr>
-        <w:tblStyle w:val="TableGrid"/>
-        <w:tblW w:type="auto" w:w="0"/>
-        <w:jc w:val="center"/>
-        <w:tblLook w:firstColumn="1" w:firstRow="1" w:lastColumn="0" w:lastRow="0" w:noHBand="0" w:noVBand="1" w:val="04A0"/>
-      </w:tblPr>
-      <w:tblGrid>
-        <w:gridCol w:w="4320"/>
-        <w:gridCol w:w="4320"/>
-      </w:tblGrid>
-      <w:tr>
-        <w:tc>
-          <w:tcPr>
-            <w:tcW w:type="dxa" w:w="4320"/>
-            <w:shd w:val="clear" w:fill="E8F0E4"/>
-          </w:tcPr>
-          <w:p>
-            <w:r>
-              <w:rPr>
-                <w:b/>
-                <w:sz w:val="19"/>
-              </w:rPr>
-            </w:r>
-            <w:r>
-              <w:rPr>
-                <w:b/>
-                <w:sz w:val="19"/>
-              </w:rPr>
-              <w:t>Rol</w:t>
-            </w:r>
-          </w:p>
-        </w:tc>
-        <w:tc>
-          <w:tcPr>
-            <w:tcW w:type="dxa" w:w="4320"/>
-            <w:shd w:val="clear" w:fill="E8F0E4"/>
-          </w:tcPr>
-          <w:p>
-            <w:r>
-              <w:rPr>
-                <w:b/>
-                <w:sz w:val="19"/>
-              </w:rPr>
-            </w:r>
-            <w:r>
-              <w:rPr>
-                <w:b/>
-                <w:sz w:val="19"/>
-              </w:rPr>
-              <w:t>Estado</w:t>
-            </w:r>
-          </w:p>
-        </w:tc>
-      </w:tr>
-      <w:tr>
-        <w:tc>
-          <w:tcPr>
-            <w:tcW w:type="dxa" w:w="4320"/>
-          </w:tcPr>
-          <w:p>
-            <w:r>
-              <w:rPr>
-                <w:sz w:val="19"/>
-              </w:rPr>
-            </w:r>
-            <w:r>
-              <w:rPr>
-                <w:sz w:val="19"/>
-              </w:rPr>
-              <w:t>Coordinación general</w:t>
-            </w:r>
-          </w:p>
-        </w:tc>
-        <w:tc>
-          <w:tcPr>
-            <w:tcW w:type="dxa" w:w="4320"/>
-          </w:tcPr>
-          <w:p>
-            <w:r>
-              <w:rPr>
-                <w:sz w:val="19"/>
-              </w:rPr>
-            </w:r>
-            <w:r>
-              <w:rPr>
-                <w:sz w:val="19"/>
-              </w:rPr>
-              <w:t>⬜ por definir con Ekuwün</w:t>
-            </w:r>
-          </w:p>
-        </w:tc>
-      </w:tr>
-      <w:tr>
-        <w:tc>
-          <w:tcPr>
-            <w:tcW w:type="dxa" w:w="4320"/>
-          </w:tcPr>
-          <w:p>
-            <w:r>
-              <w:rPr>
-                <w:sz w:val="19"/>
-              </w:rPr>
-            </w:r>
-            <w:r>
-              <w:rPr>
-                <w:sz w:val="19"/>
-              </w:rPr>
-              <w:t>Vínculo territorial</w:t>
-            </w:r>
-          </w:p>
-        </w:tc>
-        <w:tc>
-          <w:tcPr>
-            <w:tcW w:type="dxa" w:w="4320"/>
-          </w:tcPr>
-          <w:p>
-            <w:r>
-              <w:rPr>
-                <w:sz w:val="19"/>
-              </w:rPr>
-            </w:r>
-            <w:r>
-              <w:rPr>
-                <w:sz w:val="19"/>
-              </w:rPr>
-              <w:t>✅ Claudia</w:t>
-            </w:r>
-          </w:p>
-        </w:tc>
-      </w:tr>
-      <w:tr>
-        <w:tc>
-          <w:tcPr>
-            <w:tcW w:type="dxa" w:w="4320"/>
-          </w:tcPr>
-          <w:p>
-            <w:r>
-              <w:rPr>
-                <w:sz w:val="19"/>
-              </w:rPr>
-            </w:r>
-            <w:r>
-              <w:rPr>
-                <w:sz w:val="19"/>
-              </w:rPr>
-              <w:t>Análisis territorial y datos</w:t>
-            </w:r>
-          </w:p>
-        </w:tc>
-        <w:tc>
-          <w:tcPr>
-            <w:tcW w:type="dxa" w:w="4320"/>
-          </w:tcPr>
-          <w:p>
-            <w:r>
-              <w:rPr>
-                <w:sz w:val="19"/>
-              </w:rPr>
-            </w:r>
-            <w:r>
-              <w:rPr>
-                <w:sz w:val="19"/>
-              </w:rPr>
-              <w:t>✅ Claudia (el observatorio es la evidencia)</w:t>
-            </w:r>
-          </w:p>
-        </w:tc>
-      </w:tr>
-      <w:tr>
-        <w:tc>
-          <w:tcPr>
-            <w:tcW w:type="dxa" w:w="4320"/>
-          </w:tcPr>
-          <w:p>
-            <w:r>
-              <w:rPr>
-                <w:sz w:val="19"/>
-              </w:rPr>
-            </w:r>
-            <w:r>
-              <w:rPr>
-                <w:b/>
-                <w:sz w:val="19"/>
-              </w:rPr>
-              <w:t>Especialista en ciencias naturales</w:t>
-            </w:r>
-          </w:p>
-        </w:tc>
-        <w:tc>
-          <w:tcPr>
-            <w:tcW w:type="dxa" w:w="4320"/>
-          </w:tcPr>
-          <w:p>
-            <w:r>
-              <w:rPr>
-                <w:sz w:val="19"/>
-              </w:rPr>
-            </w:r>
-            <w:r>
-              <w:rPr>
-                <w:sz w:val="19"/>
-              </w:rPr>
-              <w:t xml:space="preserve">✅ </w:t>
-            </w:r>
-            <w:r>
-              <w:rPr>
-                <w:b/>
-                <w:sz w:val="19"/>
-              </w:rPr>
-              <w:t>Paula Pérez Riveros</w:t>
-            </w:r>
-            <w:r>
-              <w:rPr>
-                <w:sz w:val="19"/>
-              </w:rPr>
-              <w:t xml:space="preserve"> — perfil evaluado y compatible</w:t>
-            </w:r>
-          </w:p>
-        </w:tc>
-      </w:tr>
-      <w:tr>
-        <w:tc>
-          <w:tcPr>
-            <w:tcW w:type="dxa" w:w="4320"/>
-          </w:tcPr>
-          <w:p>
-            <w:r>
-              <w:rPr>
-                <w:sz w:val="19"/>
-              </w:rPr>
-            </w:r>
-            <w:r>
-              <w:rPr>
-                <w:b/>
-                <w:sz w:val="19"/>
-              </w:rPr>
-              <w:t>Coordinación pedagógica</w:t>
-            </w:r>
-          </w:p>
-        </w:tc>
-        <w:tc>
-          <w:tcPr>
-            <w:tcW w:type="dxa" w:w="4320"/>
-          </w:tcPr>
-          <w:p>
-            <w:r>
-              <w:rPr>
-                <w:sz w:val="19"/>
-              </w:rPr>
-            </w:r>
-            <w:r>
-              <w:rPr>
-                <w:sz w:val="19"/>
-              </w:rPr>
-              <w:t xml:space="preserve">❌ </w:t>
-            </w:r>
-            <w:r>
-              <w:rPr>
-                <w:b/>
-                <w:sz w:val="19"/>
-              </w:rPr>
-              <w:t>la brecha que queda</w:t>
-            </w:r>
-          </w:p>
-        </w:tc>
-      </w:tr>
-      <w:tr>
-        <w:tc>
-          <w:tcPr>
-            <w:tcW w:type="dxa" w:w="4320"/>
-          </w:tcPr>
-          <w:p>
-            <w:r>
-              <w:rPr>
-                <w:sz w:val="19"/>
-              </w:rPr>
-            </w:r>
-            <w:r>
-              <w:rPr>
-                <w:sz w:val="19"/>
-              </w:rPr>
-              <w:t>Terreno y control de calidad</w:t>
-            </w:r>
-          </w:p>
-        </w:tc>
-        <w:tc>
-          <w:tcPr>
-            <w:tcW w:type="dxa" w:w="4320"/>
-          </w:tcPr>
-          <w:p>
-            <w:r>
-              <w:rPr>
-                <w:sz w:val="19"/>
-              </w:rPr>
-            </w:r>
-            <w:r>
-              <w:rPr>
-                <w:sz w:val="19"/>
-              </w:rPr>
-              <w:t>🟡 puede recaer en la especialista o un tesista</w:t>
-            </w:r>
-          </w:p>
-        </w:tc>
-      </w:tr>
-      <w:tr>
-        <w:tc>
-          <w:tcPr>
-            <w:tcW w:type="dxa" w:w="4320"/>
-          </w:tcPr>
-          <w:p>
-            <w:r>
-              <w:rPr>
-                <w:sz w:val="19"/>
-              </w:rPr>
-            </w:r>
-            <w:r>
-              <w:rPr>
-                <w:sz w:val="19"/>
-              </w:rPr>
-              <w:t>Registro audiovisual</w:t>
-            </w:r>
-          </w:p>
-        </w:tc>
-        <w:tc>
-          <w:tcPr>
-            <w:tcW w:type="dxa" w:w="4320"/>
-          </w:tcPr>
-          <w:p>
-            <w:r>
-              <w:rPr>
-                <w:sz w:val="19"/>
-              </w:rPr>
-            </w:r>
-            <w:r>
-              <w:rPr>
-                <w:sz w:val="19"/>
-              </w:rPr>
-              <w:t>🟡 resoluble dentro del equipo</w:t>
-            </w:r>
-          </w:p>
-        </w:tc>
-      </w:tr>
-    </w:tbl>
-    <w:p/>
-    <w:p>
-      <w:pPr>
-        <w:spacing w:after="120"/>
-      </w:pPr>
-      <w:r>
-        <w:rPr>
-          <w:b/>
-        </w:rPr>
-        <w:t>Sobre Paula Pérez Riveros</w:t>
-      </w:r>
-      <w:r>
-        <w:t xml:space="preserve"> (Ingeniera en Recursos Naturales, La Araucanía): 2.893 identificaciones en iNaturalist contra 1.031 observaciones propias — identifica tres veces más de lo que publica. Aves 1.602 · Hongos 1.449 (1.253 Basidiomycota) · Plantas 559 (468 Magnoliopsida) · </w:t>
-      </w:r>
-      <w:r>
-        <w:rPr>
-          <w:b/>
-        </w:rPr>
-        <w:t>Líquenes solo 40</w:t>
-      </w:r>
-      <w:r>
-        <w:t>.</w:t>
-      </w:r>
-    </w:p>
-    <w:p>
-      <w:pPr>
-        <w:spacing w:after="120"/>
-      </w:pPr>
-      <w:r>
-        <w:rPr>
-          <w:b/>
-        </w:rPr>
-        <w:t>Consecuencia:</w:t>
-      </w:r>
-      <w:r>
-        <w:t xml:space="preserve"> los hongos suben a co-núcleo (se asocian al árbol individual, a diferencia de las aves) y los líquenes bajan a morfotipo. </w:t>
-      </w:r>
-      <w:r>
-        <w:rPr>
-          <w:b/>
-        </w:rPr>
-        <w:t>H4 —los árboles deteriorados no tienen menos vida, tienen vida distinta— pasa a ser la hipótesis mejor cubierta.</w:t>
-      </w:r>
-    </w:p>
-    <w:p>
-      <w:pPr>
-        <w:spacing w:after="120"/>
-      </w:pPr>
-      <w:r>
-        <w:t xml:space="preserve">⬜ </w:t>
-      </w:r>
-      <w:r>
-        <w:rPr>
-          <w:b/>
-        </w:rPr>
-        <w:t>Falta preguntarle</w:t>
-      </w:r>
-      <w:r>
-        <w:t>: si ha hecho inventarios dendrométricos (medir no es identificar), si tiene experiencia con estudiantes, y su disponibilidad dic-ago.</w:t>
-      </w:r>
-    </w:p>
-    <w:p>
-      <w:pPr>
-        <w:spacing w:before="40" w:after="120"/>
-        <w:pBdr>
-          <w:bottom w:val="single" w:sz="6" w:color="BBBBBB"/>
-        </w:pBdr>
-      </w:pPr>
-    </w:p>
-    <w:p>
-      <w:pPr>
-        <w:pStyle w:val="Heading2"/>
-      </w:pPr>
-      <w:r>
-        <w:rPr>
-          <w:color w:val="1B4D3E"/>
-        </w:rPr>
-        <w:t>5. Pendientes, en orden de urgencia</w:t>
+        <w:t>5. 🔴 Lo que bloqueaba al cierre</w:t>
       </w:r>
     </w:p>
     <w:tbl>
@@ -1439,7 +1979,7 @@
               <w:rPr>
                 <w:sz w:val="19"/>
               </w:rPr>
-              <w:t>: nombre legal, personalidad jurídica, año, representante, dirección</w:t>
+              <w:t>: nombre legal, personalidad jurídica, año, representante legal, dirección</w:t>
             </w:r>
           </w:p>
         </w:tc>
@@ -1457,7 +1997,7 @@
               <w:rPr>
                 <w:sz w:val="19"/>
               </w:rPr>
-              <w:t>Páginas 3 y 4 del formulario</w:t>
+              <w:t>El presupuesto quedó con dos corchetes visibles: dirección y firma</w:t>
             </w:r>
           </w:p>
         </w:tc>
@@ -1493,16 +2033,9 @@
             </w:r>
             <w:r>
               <w:rPr>
-                <w:b/>
-                <w:sz w:val="19"/>
-              </w:rPr>
-              <w:t>Proyectos anteriores de Ekuwün</w:t>
-            </w:r>
-            <w:r>
-              <w:rPr>
-                <w:sz w:val="19"/>
-              </w:rPr>
-              <w:t xml:space="preserve"> con año, territorio y resultado</w:t>
+                <w:sz w:val="19"/>
+              </w:rPr>
+              <w:t>¿Ekuwün postuló otro proyecto a este fondo?</w:t>
             </w:r>
           </w:p>
         </w:tc>
@@ -1520,7 +2053,7 @@
               <w:rPr>
                 <w:sz w:val="19"/>
               </w:rPr>
-              <w:t>Las 350 palabras de experiencia previa</w:t>
+              <w:t>⚠️ Solo se permite uno</w:t>
             </w:r>
           </w:p>
         </w:tc>
@@ -1556,10 +2089,9 @@
             </w:r>
             <w:r>
               <w:rPr>
-                <w:b/>
-                <w:sz w:val="19"/>
-              </w:rPr>
-              <w:t>Dedicación en meses de cada rol</w:t>
+                <w:sz w:val="19"/>
+              </w:rPr>
+              <w:t>Cartas de apoyo de las tres escuelas</w:t>
             </w:r>
           </w:p>
         </w:tc>
@@ -1577,7 +2109,7 @@
               <w:rPr>
                 <w:sz w:val="19"/>
               </w:rPr>
-              <w:t>El presupuesto completo</w:t>
+              <w:t>Adjunto opcional</w:t>
             </w:r>
           </w:p>
         </w:tc>
@@ -1616,13 +2148,7 @@
                 <w:b/>
                 <w:sz w:val="19"/>
               </w:rPr>
-              <w:t>Coordinación pedagógica</w:t>
-            </w:r>
-            <w:r>
-              <w:rPr>
-                <w:sz w:val="19"/>
-              </w:rPr>
-              <w:t>: quién</w:t>
+              <w:t>Coordinación pedagógica: quién</w:t>
             </w:r>
           </w:p>
         </w:tc>
@@ -1640,7 +2166,7 @@
               <w:rPr>
                 <w:sz w:val="19"/>
               </w:rPr>
-              <w:t>Coherencia del equipo</w:t>
+              <w:t>Es el rol vacante desde el principio</w:t>
             </w:r>
           </w:p>
         </w:tc>
@@ -1676,10 +2202,9 @@
             </w:r>
             <w:r>
               <w:rPr>
-                <w:b/>
-                <w:sz w:val="19"/>
-              </w:rPr>
-              <w:t>Cartas de apoyo de las tres escuelas</w:t>
+                <w:sz w:val="19"/>
+              </w:rPr>
+              <w:t>Confirmación de Paula: disponibilidad dic-ago, inventarios dendrométricos, experiencia con estudiantes</w:t>
             </w:r>
           </w:p>
         </w:tc>
@@ -1697,232 +2222,7 @@
               <w:rPr>
                 <w:sz w:val="19"/>
               </w:rPr>
-              <w:t>Opcionales, pero es lo que más tarda</w:t>
-            </w:r>
-          </w:p>
-        </w:tc>
-      </w:tr>
-      <w:tr>
-        <w:tc>
-          <w:tcPr>
-            <w:tcW w:type="dxa" w:w="2880"/>
-          </w:tcPr>
-          <w:p>
-            <w:r>
-              <w:rPr>
-                <w:sz w:val="19"/>
-              </w:rPr>
-            </w:r>
-            <w:r>
-              <w:rPr>
-                <w:sz w:val="19"/>
-              </w:rPr>
-              <w:t>6</w:t>
-            </w:r>
-          </w:p>
-        </w:tc>
-        <w:tc>
-          <w:tcPr>
-            <w:tcW w:type="dxa" w:w="2880"/>
-          </w:tcPr>
-          <w:p>
-            <w:r>
-              <w:rPr>
-                <w:sz w:val="19"/>
-              </w:rPr>
-            </w:r>
-            <w:r>
-              <w:rPr>
-                <w:b/>
-                <w:sz w:val="19"/>
-              </w:rPr>
-              <w:t>Decisión: retención 14,5% o 10,75%</w:t>
-            </w:r>
-          </w:p>
-        </w:tc>
-        <w:tc>
-          <w:tcPr>
-            <w:tcW w:type="dxa" w:w="2880"/>
-          </w:tcPr>
-          <w:p>
-            <w:r>
-              <w:rPr>
-                <w:sz w:val="19"/>
-              </w:rPr>
-            </w:r>
-            <w:r>
-              <w:rPr>
-                <w:sz w:val="19"/>
-              </w:rPr>
-              <w:t>El cálculo de honorarios</w:t>
-            </w:r>
-          </w:p>
-        </w:tc>
-      </w:tr>
-      <w:tr>
-        <w:tc>
-          <w:tcPr>
-            <w:tcW w:type="dxa" w:w="2880"/>
-          </w:tcPr>
-          <w:p>
-            <w:r>
-              <w:rPr>
-                <w:sz w:val="19"/>
-              </w:rPr>
-            </w:r>
-            <w:r>
-              <w:rPr>
-                <w:sz w:val="19"/>
-              </w:rPr>
-              <w:t>7</w:t>
-            </w:r>
-          </w:p>
-        </w:tc>
-        <w:tc>
-          <w:tcPr>
-            <w:tcW w:type="dxa" w:w="2880"/>
-          </w:tcPr>
-          <w:p>
-            <w:r>
-              <w:rPr>
-                <w:sz w:val="19"/>
-              </w:rPr>
-            </w:r>
-            <w:r>
-              <w:rPr>
-                <w:sz w:val="19"/>
-              </w:rPr>
-              <w:t>¿Los Trigales tiene PIE? · RBD y dependencia de Hablaarte</w:t>
-            </w:r>
-          </w:p>
-        </w:tc>
-        <w:tc>
-          <w:tcPr>
-            <w:tcW w:type="dxa" w:w="2880"/>
-          </w:tcPr>
-          <w:p>
-            <w:r>
-              <w:rPr>
-                <w:sz w:val="19"/>
-              </w:rPr>
-            </w:r>
-            <w:r>
-              <w:rPr>
-                <w:sz w:val="19"/>
-              </w:rPr>
-              <w:t>Qué podemos afirmar sobre inclusión</w:t>
-            </w:r>
-          </w:p>
-        </w:tc>
-      </w:tr>
-      <w:tr>
-        <w:tc>
-          <w:tcPr>
-            <w:tcW w:type="dxa" w:w="2880"/>
-          </w:tcPr>
-          <w:p>
-            <w:r>
-              <w:rPr>
-                <w:sz w:val="19"/>
-              </w:rPr>
-            </w:r>
-            <w:r>
-              <w:rPr>
-                <w:sz w:val="19"/>
-              </w:rPr>
-              <w:t>8</w:t>
-            </w:r>
-          </w:p>
-        </w:tc>
-        <w:tc>
-          <w:tcPr>
-            <w:tcW w:type="dxa" w:w="2880"/>
-          </w:tcPr>
-          <w:p>
-            <w:r>
-              <w:rPr>
-                <w:sz w:val="19"/>
-              </w:rPr>
-            </w:r>
-            <w:r>
-              <w:rPr>
-                <w:sz w:val="19"/>
-              </w:rPr>
-              <w:t>Resolución de declaración del humedal (nº y fecha), en el portal del MMA</w:t>
-            </w:r>
-          </w:p>
-        </w:tc>
-        <w:tc>
-          <w:tcPr>
-            <w:tcW w:type="dxa" w:w="2880"/>
-          </w:tcPr>
-          <w:p>
-            <w:r>
-              <w:rPr>
-                <w:sz w:val="19"/>
-              </w:rPr>
-            </w:r>
-            <w:r>
-              <w:rPr>
-                <w:sz w:val="19"/>
-              </w:rPr>
-              <w:t>Citarlo con precisión</w:t>
-            </w:r>
-          </w:p>
-        </w:tc>
-      </w:tr>
-      <w:tr>
-        <w:tc>
-          <w:tcPr>
-            <w:tcW w:type="dxa" w:w="2880"/>
-          </w:tcPr>
-          <w:p>
-            <w:r>
-              <w:rPr>
-                <w:sz w:val="19"/>
-              </w:rPr>
-            </w:r>
-            <w:r>
-              <w:rPr>
-                <w:sz w:val="19"/>
-              </w:rPr>
-              <w:t>9</w:t>
-            </w:r>
-          </w:p>
-        </w:tc>
-        <w:tc>
-          <w:tcPr>
-            <w:tcW w:type="dxa" w:w="2880"/>
-          </w:tcPr>
-          <w:p>
-            <w:r>
-              <w:rPr>
-                <w:sz w:val="19"/>
-              </w:rPr>
-            </w:r>
-            <w:r>
-              <w:rPr>
-                <w:sz w:val="19"/>
-              </w:rPr>
-              <w:t>¿Ekuwün postulará otro proyecto a este fondo?</w:t>
-            </w:r>
-          </w:p>
-        </w:tc>
-        <w:tc>
-          <w:tcPr>
-            <w:tcW w:type="dxa" w:w="2880"/>
-          </w:tcPr>
-          <w:p>
-            <w:r>
-              <w:rPr>
-                <w:sz w:val="19"/>
-              </w:rPr>
-            </w:r>
-            <w:r>
-              <w:rPr>
-                <w:sz w:val="19"/>
-              </w:rPr>
-              <w:t>⚠️ Solo se permite uno</w:t>
+              <w:t>Coherencia del equipo</w:t>
             </w:r>
           </w:p>
         </w:tc>
@@ -1945,7 +2245,7 @@
         <w:rPr>
           <w:color w:val="1B4D3E"/>
         </w:rPr>
-        <w:t>6. Qué falta producir</w:t>
+        <w:t>6. Preguntas abiertas para cuando el proyecto se adjudique</w:t>
       </w:r>
     </w:p>
     <w:tbl>
@@ -1956,13 +2256,14 @@
         <w:tblLook w:firstColumn="1" w:firstRow="1" w:lastColumn="0" w:lastRow="0" w:noHBand="0" w:noVBand="1" w:val="04A0"/>
       </w:tblPr>
       <w:tblGrid>
-        <w:gridCol w:w="4320"/>
-        <w:gridCol w:w="4320"/>
+        <w:gridCol w:w="2880"/>
+        <w:gridCol w:w="2880"/>
+        <w:gridCol w:w="2880"/>
       </w:tblGrid>
       <w:tr>
         <w:tc>
           <w:tcPr>
-            <w:tcW w:type="dxa" w:w="4320"/>
+            <w:tcW w:type="dxa" w:w="2880"/>
             <w:shd w:val="clear" w:fill="E8F0E4"/>
           </w:tcPr>
           <w:p>
@@ -1977,13 +2278,13 @@
                 <w:b/>
                 <w:sz w:val="19"/>
               </w:rPr>
-              <w:t>Producto</w:t>
+              <w:t>#</w:t>
             </w:r>
           </w:p>
         </w:tc>
         <w:tc>
           <w:tcPr>
-            <w:tcW w:type="dxa" w:w="4320"/>
+            <w:tcW w:type="dxa" w:w="2880"/>
             <w:shd w:val="clear" w:fill="E8F0E4"/>
           </w:tcPr>
           <w:p>
@@ -1998,7 +2299,28 @@
                 <w:b/>
                 <w:sz w:val="19"/>
               </w:rPr>
-              <w:t>Estado</w:t>
+              <w:t>Pregunta</w:t>
+            </w:r>
+          </w:p>
+        </w:tc>
+        <w:tc>
+          <w:tcPr>
+            <w:tcW w:type="dxa" w:w="2880"/>
+            <w:shd w:val="clear" w:fill="E8F0E4"/>
+          </w:tcPr>
+          <w:p>
+            <w:r>
+              <w:rPr>
+                <w:b/>
+                <w:sz w:val="19"/>
+              </w:rPr>
+            </w:r>
+            <w:r>
+              <w:rPr>
+                <w:b/>
+                <w:sz w:val="19"/>
+              </w:rPr>
+              <w:t>A quién</w:t>
             </w:r>
           </w:p>
         </w:tc>
@@ -2006,7 +2328,7 @@
       <w:tr>
         <w:tc>
           <w:tcPr>
-            <w:tcW w:type="dxa" w:w="4320"/>
+            <w:tcW w:type="dxa" w:w="2880"/>
           </w:tcPr>
           <w:p>
             <w:r>
@@ -2016,16 +2338,15 @@
             </w:r>
             <w:r>
               <w:rPr>
-                <w:b/>
-                <w:sz w:val="19"/>
-              </w:rPr>
-              <w:t>Paso 5 — Actividades</w:t>
+                <w:sz w:val="19"/>
+              </w:rPr>
+              <w:t>1</w:t>
             </w:r>
           </w:p>
         </w:tc>
         <w:tc>
           <w:tcPr>
-            <w:tcW w:type="dxa" w:w="4320"/>
+            <w:tcW w:type="dxa" w:w="2880"/>
           </w:tcPr>
           <w:p>
             <w:r>
@@ -2037,7 +2358,32 @@
               <w:rPr>
                 <w:sz w:val="19"/>
               </w:rPr>
-              <w:t>⏭️ siguiente</w:t>
+              <w:t xml:space="preserve">🔴 </w:t>
+            </w:r>
+            <w:r>
+              <w:rPr>
+                <w:b/>
+                <w:sz w:val="19"/>
+              </w:rPr>
+              <w:t>¿Hablaarte es solo parvularia o también básica?</w:t>
+            </w:r>
+          </w:p>
+        </w:tc>
+        <w:tc>
+          <w:tcPr>
+            <w:tcW w:type="dxa" w:w="2880"/>
+          </w:tcPr>
+          <w:p>
+            <w:r>
+              <w:rPr>
+                <w:sz w:val="19"/>
+              </w:rPr>
+            </w:r>
+            <w:r>
+              <w:rPr>
+                <w:sz w:val="19"/>
+              </w:rPr>
+              <w:t>La escuela. Define si producen datos dendrométricos o solo de biodiversidad</w:t>
             </w:r>
           </w:p>
         </w:tc>
@@ -2045,7 +2391,7 @@
       <w:tr>
         <w:tc>
           <w:tcPr>
-            <w:tcW w:type="dxa" w:w="4320"/>
+            <w:tcW w:type="dxa" w:w="2880"/>
           </w:tcPr>
           <w:p>
             <w:r>
@@ -2055,22 +2401,15 @@
             </w:r>
             <w:r>
               <w:rPr>
-                <w:b/>
-                <w:sz w:val="19"/>
-              </w:rPr>
-              <w:t>Paso 7 — Presupuesto</w:t>
-            </w:r>
-            <w:r>
-              <w:rPr>
-                <w:sz w:val="19"/>
-              </w:rPr>
-              <w:t xml:space="preserve"> (planilla oficial, 3 ítems: honorarios / producción / otros)</w:t>
+                <w:sz w:val="19"/>
+              </w:rPr>
+              <w:t>2</w:t>
             </w:r>
           </w:p>
         </w:tc>
         <w:tc>
           <w:tcPr>
-            <w:tcW w:type="dxa" w:w="4320"/>
+            <w:tcW w:type="dxa" w:w="2880"/>
           </w:tcPr>
           <w:p>
             <w:r>
@@ -2082,7 +2421,25 @@
               <w:rPr>
                 <w:sz w:val="19"/>
               </w:rPr>
-              <w:t>⏭️ desbloqueado, falta §5.3</w:t>
+              <w:t>¿En qué asignatura y unidad entra el protocolo en cada escuela?</w:t>
+            </w:r>
+          </w:p>
+        </w:tc>
+        <w:tc>
+          <w:tcPr>
+            <w:tcW w:type="dxa" w:w="2880"/>
+          </w:tcPr>
+          <w:p>
+            <w:r>
+              <w:rPr>
+                <w:sz w:val="19"/>
+              </w:rPr>
+            </w:r>
+            <w:r>
+              <w:rPr>
+                <w:sz w:val="19"/>
+              </w:rPr>
+              <w:t>Los docentes. Es el corazón del argumento de continuidad</w:t>
             </w:r>
           </w:p>
         </w:tc>
@@ -2090,7 +2447,7 @@
       <w:tr>
         <w:tc>
           <w:tcPr>
-            <w:tcW w:type="dxa" w:w="4320"/>
+            <w:tcW w:type="dxa" w:w="2880"/>
           </w:tcPr>
           <w:p>
             <w:r>
@@ -2100,22 +2457,15 @@
             </w:r>
             <w:r>
               <w:rPr>
-                <w:b/>
-                <w:sz w:val="19"/>
-              </w:rPr>
-              <w:t>Paso 8 — Carta Gantt</w:t>
-            </w:r>
-            <w:r>
-              <w:rPr>
-                <w:sz w:val="19"/>
-              </w:rPr>
-              <w:t xml:space="preserve"> (4 etapas, resolución semanal, reetiquetar meses a dic-ago)</w:t>
+                <w:sz w:val="19"/>
+              </w:rPr>
+              <w:t>3</w:t>
             </w:r>
           </w:p>
         </w:tc>
         <w:tc>
           <w:tcPr>
-            <w:tcW w:type="dxa" w:w="4320"/>
+            <w:tcW w:type="dxa" w:w="2880"/>
           </w:tcPr>
           <w:p>
             <w:r>
@@ -2127,7 +2477,25 @@
               <w:rPr>
                 <w:sz w:val="19"/>
               </w:rPr>
-              <w:t>⏭️ desbloqueado</w:t>
+              <w:t>¿Los Trigales tiene PIE? ¿RBD y dependencia de Hablaarte?</w:t>
+            </w:r>
+          </w:p>
+        </w:tc>
+        <w:tc>
+          <w:tcPr>
+            <w:tcW w:type="dxa" w:w="2880"/>
+          </w:tcPr>
+          <w:p>
+            <w:r>
+              <w:rPr>
+                <w:sz w:val="19"/>
+              </w:rPr>
+            </w:r>
+            <w:r>
+              <w:rPr>
+                <w:sz w:val="19"/>
+              </w:rPr>
+              <w:t>Las escuelas</w:t>
             </w:r>
           </w:p>
         </w:tc>
@@ -2135,7 +2503,7 @@
       <w:tr>
         <w:tc>
           <w:tcPr>
-            <w:tcW w:type="dxa" w:w="4320"/>
+            <w:tcW w:type="dxa" w:w="2880"/>
           </w:tcPr>
           <w:p>
             <w:r>
@@ -2145,22 +2513,15 @@
             </w:r>
             <w:r>
               <w:rPr>
-                <w:b/>
-                <w:sz w:val="19"/>
-              </w:rPr>
-              <w:t>4.900 palabras</w:t>
-            </w:r>
-            <w:r>
-              <w:rPr>
-                <w:sz w:val="19"/>
-              </w:rPr>
-              <w:t xml:space="preserve"> en 14 campos del formulario</w:t>
+                <w:sz w:val="19"/>
+              </w:rPr>
+              <w:t>4</w:t>
             </w:r>
           </w:p>
         </w:tc>
         <w:tc>
           <w:tcPr>
-            <w:tcW w:type="dxa" w:w="4320"/>
+            <w:tcW w:type="dxa" w:w="2880"/>
           </w:tcPr>
           <w:p>
             <w:r>
@@ -2172,7 +2533,25 @@
               <w:rPr>
                 <w:sz w:val="19"/>
               </w:rPr>
-              <w:t>⬜</w:t>
+              <w:t>¿Hay estudiantes con discapacidad específica en los cursos?</w:t>
+            </w:r>
+          </w:p>
+        </w:tc>
+        <w:tc>
+          <w:tcPr>
+            <w:tcW w:type="dxa" w:w="2880"/>
+          </w:tcPr>
+          <w:p>
+            <w:r>
+              <w:rPr>
+                <w:sz w:val="19"/>
+              </w:rPr>
+            </w:r>
+            <w:r>
+              <w:rPr>
+                <w:sz w:val="19"/>
+              </w:rPr>
+              <w:t>Las escuelas</w:t>
             </w:r>
           </w:p>
         </w:tc>
@@ -2180,7 +2559,7 @@
       <w:tr>
         <w:tc>
           <w:tcPr>
-            <w:tcW w:type="dxa" w:w="4320"/>
+            <w:tcW w:type="dxa" w:w="2880"/>
           </w:tcPr>
           <w:p>
             <w:r>
@@ -2190,16 +2569,15 @@
             </w:r>
             <w:r>
               <w:rPr>
-                <w:b/>
-                <w:sz w:val="19"/>
-              </w:rPr>
-              <w:t>PDF de presentación, máx. 7 planas</w:t>
+                <w:sz w:val="19"/>
+              </w:rPr>
+              <w:t>5</w:t>
             </w:r>
           </w:p>
         </w:tc>
         <w:tc>
           <w:tcPr>
-            <w:tcW w:type="dxa" w:w="4320"/>
+            <w:tcW w:type="dxa" w:w="2880"/>
           </w:tcPr>
           <w:p>
             <w:r>
@@ -2211,7 +2589,362 @@
               <w:rPr>
                 <w:sz w:val="19"/>
               </w:rPr>
-              <w:t>⬜</w:t>
+              <w:t>Criterio DAP a edad para aplicar el Art. 32</w:t>
+            </w:r>
+          </w:p>
+        </w:tc>
+        <w:tc>
+          <w:tcPr>
+            <w:tcW w:type="dxa" w:w="2880"/>
+          </w:tcPr>
+          <w:p>
+            <w:r>
+              <w:rPr>
+                <w:sz w:val="19"/>
+              </w:rPr>
+            </w:r>
+            <w:r>
+              <w:rPr>
+                <w:sz w:val="19"/>
+              </w:rPr>
+              <w:t>DMAO, aseo@temuco.cl</w:t>
+            </w:r>
+          </w:p>
+        </w:tc>
+      </w:tr>
+      <w:tr>
+        <w:tc>
+          <w:tcPr>
+            <w:tcW w:type="dxa" w:w="2880"/>
+          </w:tcPr>
+          <w:p>
+            <w:r>
+              <w:rPr>
+                <w:sz w:val="19"/>
+              </w:rPr>
+            </w:r>
+            <w:r>
+              <w:rPr>
+                <w:sz w:val="19"/>
+              </w:rPr>
+              <w:t>6</w:t>
+            </w:r>
+          </w:p>
+        </w:tc>
+        <w:tc>
+          <w:tcPr>
+            <w:tcW w:type="dxa" w:w="2880"/>
+          </w:tcPr>
+          <w:p>
+            <w:r>
+              <w:rPr>
+                <w:sz w:val="19"/>
+              </w:rPr>
+            </w:r>
+            <w:r>
+              <w:rPr>
+                <w:sz w:val="19"/>
+              </w:rPr>
+              <w:t>Investigador de la UFRO interesado en los datos, y carta de apoyo</w:t>
+            </w:r>
+          </w:p>
+        </w:tc>
+        <w:tc>
+          <w:tcPr>
+            <w:tcW w:type="dxa" w:w="2880"/>
+          </w:tcPr>
+          <w:p>
+            <w:r>
+              <w:rPr>
+                <w:sz w:val="19"/>
+              </w:rPr>
+            </w:r>
+            <w:r>
+              <w:rPr>
+                <w:sz w:val="19"/>
+              </w:rPr>
+              <w:t>UFRO</w:t>
+            </w:r>
+          </w:p>
+        </w:tc>
+      </w:tr>
+      <w:tr>
+        <w:tc>
+          <w:tcPr>
+            <w:tcW w:type="dxa" w:w="2880"/>
+          </w:tcPr>
+          <w:p>
+            <w:r>
+              <w:rPr>
+                <w:sz w:val="19"/>
+              </w:rPr>
+            </w:r>
+            <w:r>
+              <w:rPr>
+                <w:sz w:val="19"/>
+              </w:rPr>
+              <w:t>7</w:t>
+            </w:r>
+          </w:p>
+        </w:tc>
+        <w:tc>
+          <w:tcPr>
+            <w:tcW w:type="dxa" w:w="2880"/>
+          </w:tcPr>
+          <w:p>
+            <w:r>
+              <w:rPr>
+                <w:sz w:val="19"/>
+              </w:rPr>
+            </w:r>
+            <w:r>
+              <w:rPr>
+                <w:sz w:val="19"/>
+              </w:rPr>
+              <w:t>Número y fecha de la resolución del Humedal Antumalén</w:t>
+            </w:r>
+          </w:p>
+        </w:tc>
+        <w:tc>
+          <w:tcPr>
+            <w:tcW w:type="dxa" w:w="2880"/>
+          </w:tcPr>
+          <w:p>
+            <w:r>
+              <w:rPr>
+                <w:sz w:val="19"/>
+              </w:rPr>
+            </w:r>
+            <w:r>
+              <w:rPr>
+                <w:sz w:val="19"/>
+              </w:rPr>
+              <w:t>Portal de Humedales del MMA, ficha 11</w:t>
+            </w:r>
+          </w:p>
+        </w:tc>
+      </w:tr>
+      <w:tr>
+        <w:tc>
+          <w:tcPr>
+            <w:tcW w:type="dxa" w:w="2880"/>
+          </w:tcPr>
+          <w:p>
+            <w:r>
+              <w:rPr>
+                <w:sz w:val="19"/>
+              </w:rPr>
+            </w:r>
+            <w:r>
+              <w:rPr>
+                <w:sz w:val="19"/>
+              </w:rPr>
+              <w:t>8</w:t>
+            </w:r>
+          </w:p>
+        </w:tc>
+        <w:tc>
+          <w:tcPr>
+            <w:tcW w:type="dxa" w:w="2880"/>
+          </w:tcPr>
+          <w:p>
+            <w:r>
+              <w:rPr>
+                <w:sz w:val="19"/>
+              </w:rPr>
+            </w:r>
+            <w:r>
+              <w:rPr>
+                <w:sz w:val="19"/>
+              </w:rPr>
+              <w:t>Cotizaciones reales del equipamiento</w:t>
+            </w:r>
+          </w:p>
+        </w:tc>
+        <w:tc>
+          <w:tcPr>
+            <w:tcW w:type="dxa" w:w="2880"/>
+          </w:tcPr>
+          <w:p>
+            <w:r>
+              <w:rPr>
+                <w:sz w:val="19"/>
+              </w:rPr>
+            </w:r>
+            <w:r>
+              <w:rPr>
+                <w:sz w:val="19"/>
+              </w:rPr>
+              <w:t>Proveedores</w:t>
+            </w:r>
+          </w:p>
+        </w:tc>
+      </w:tr>
+      <w:tr>
+        <w:tc>
+          <w:tcPr>
+            <w:tcW w:type="dxa" w:w="2880"/>
+          </w:tcPr>
+          <w:p>
+            <w:r>
+              <w:rPr>
+                <w:sz w:val="19"/>
+              </w:rPr>
+            </w:r>
+            <w:r>
+              <w:rPr>
+                <w:sz w:val="19"/>
+              </w:rPr>
+              <w:t>9</w:t>
+            </w:r>
+          </w:p>
+        </w:tc>
+        <w:tc>
+          <w:tcPr>
+            <w:tcW w:type="dxa" w:w="2880"/>
+          </w:tcPr>
+          <w:p>
+            <w:r>
+              <w:rPr>
+                <w:sz w:val="19"/>
+              </w:rPr>
+            </w:r>
+            <w:r>
+              <w:rPr>
+                <w:sz w:val="19"/>
+              </w:rPr>
+              <w:t>¿El corredor ribereño de Hablaarte tiene arbolado medible?</w:t>
+            </w:r>
+          </w:p>
+        </w:tc>
+        <w:tc>
+          <w:tcPr>
+            <w:tcW w:type="dxa" w:w="2880"/>
+          </w:tcPr>
+          <w:p>
+            <w:r>
+              <w:rPr>
+                <w:sz w:val="19"/>
+              </w:rPr>
+            </w:r>
+            <w:r>
+              <w:rPr>
+                <w:sz w:val="19"/>
+              </w:rPr>
+              <w:t>Imagen satelital propia</w:t>
+            </w:r>
+          </w:p>
+        </w:tc>
+      </w:tr>
+      <w:tr>
+        <w:tc>
+          <w:tcPr>
+            <w:tcW w:type="dxa" w:w="2880"/>
+          </w:tcPr>
+          <w:p>
+            <w:r>
+              <w:rPr>
+                <w:sz w:val="19"/>
+              </w:rPr>
+            </w:r>
+            <w:r>
+              <w:rPr>
+                <w:sz w:val="19"/>
+              </w:rPr>
+              <w:t>10</w:t>
+            </w:r>
+          </w:p>
+        </w:tc>
+        <w:tc>
+          <w:tcPr>
+            <w:tcW w:type="dxa" w:w="2880"/>
+          </w:tcPr>
+          <w:p>
+            <w:r>
+              <w:rPr>
+                <w:sz w:val="19"/>
+              </w:rPr>
+            </w:r>
+            <w:r>
+              <w:rPr>
+                <w:sz w:val="19"/>
+              </w:rPr>
+              <w:t>Fuente y fecha de descarga de la capa de 344 loteos</w:t>
+            </w:r>
+          </w:p>
+        </w:tc>
+        <w:tc>
+          <w:tcPr>
+            <w:tcW w:type="dxa" w:w="2880"/>
+          </w:tcPr>
+          <w:p>
+            <w:r>
+              <w:rPr>
+                <w:sz w:val="19"/>
+              </w:rPr>
+            </w:r>
+            <w:r>
+              <w:rPr>
+                <w:sz w:val="19"/>
+              </w:rPr>
+              <w:t>Nuestros propios archivos</w:t>
+            </w:r>
+          </w:p>
+        </w:tc>
+      </w:tr>
+      <w:tr>
+        <w:tc>
+          <w:tcPr>
+            <w:tcW w:type="dxa" w:w="2880"/>
+          </w:tcPr>
+          <w:p>
+            <w:r>
+              <w:rPr>
+                <w:sz w:val="19"/>
+              </w:rPr>
+            </w:r>
+            <w:r>
+              <w:rPr>
+                <w:sz w:val="19"/>
+              </w:rPr>
+              <w:t>11</w:t>
+            </w:r>
+          </w:p>
+        </w:tc>
+        <w:tc>
+          <w:tcPr>
+            <w:tcW w:type="dxa" w:w="2880"/>
+          </w:tcPr>
+          <w:p>
+            <w:r>
+              <w:rPr>
+                <w:sz w:val="19"/>
+              </w:rPr>
+            </w:r>
+            <w:r>
+              <w:rPr>
+                <w:b/>
+                <w:sz w:val="19"/>
+              </w:rPr>
+              <w:t>Quien guió los briófitos, ¿puede validar morfotipos de líquenes?</w:t>
+            </w:r>
+          </w:p>
+        </w:tc>
+        <w:tc>
+          <w:tcPr>
+            <w:tcW w:type="dxa" w:w="2880"/>
+          </w:tcPr>
+          <w:p>
+            <w:r>
+              <w:rPr>
+                <w:sz w:val="19"/>
+              </w:rPr>
+            </w:r>
+            <w:r>
+              <w:rPr>
+                <w:sz w:val="19"/>
+              </w:rPr>
+              <w:t>Contacto vía Ekuwün. Resolvería la debilidad de H3</w:t>
             </w:r>
           </w:p>
         </w:tc>
@@ -2234,7 +2967,7 @@
         <w:rPr>
           <w:color w:val="1B4D3E"/>
         </w:rPr>
-        <w:t>7. Advertencias para no repetir errores</w:t>
+        <w:t>7. Criterios que se mantienen</w:t>
       </w:r>
     </w:p>
     <w:p>
@@ -2245,20 +2978,42 @@
         <w:rPr>
           <w:b/>
         </w:rPr>
-        <w:t>No usar las bases 2025-2026</w:t>
+        <w:t>Honestidad radical.</w:t>
       </w:r>
       <w:r>
-        <w:t xml:space="preserve"> que el portal tiene adjuntas. Las vigentes están en </w:t>
+        <w:t xml:space="preserve"> Rangos en vez de cifras falsas, limitaciones explícitas, cero greenwashing.</w:t>
+      </w:r>
+    </w:p>
+    <w:p>
+      <w:pPr>
+        <w:pStyle w:val="ListNumber"/>
+      </w:pPr>
+      <w:r>
+        <w:t xml:space="preserve">🔴 </w:t>
       </w:r>
       <w:r>
         <w:rPr>
-          <w:rFonts w:ascii="Consolas" w:hAnsi="Consolas"/>
-          <w:sz w:val="19"/>
+          <w:b/>
         </w:rPr>
-        <w:t>postulaciones/bases/</w:t>
+        <w:t>Distinguir lo que Ekuwün desarrolló directamente de aquello en lo que participó como parte de una red.</w:t>
       </w:r>
       <w:r>
-        <w:t>.</w:t>
+        <w:t xml:space="preserve"> Para lo colectivo: </w:t>
+      </w:r>
+      <w:r>
+        <w:rPr>
+          <w:i/>
+        </w:rPr>
+        <w:t>"Ekuwün participó en…"</w:t>
+      </w:r>
+      <w:r>
+        <w:t xml:space="preserve">, más una frase diciendo que la metodología no es nuestra y que lo que traemos son los aprendizajes. Corregido el 24-08 tras escribir mal lo del catastro de Caupolicán. </w:t>
+      </w:r>
+      <w:r>
+        <w:rPr>
+          <w:b/>
+        </w:rPr>
+        <w:t>No es solo ético: el texto queda más creíble.</w:t>
       </w:r>
     </w:p>
     <w:p>
@@ -2269,19 +3024,16 @@
         <w:rPr>
           <w:b/>
         </w:rPr>
-        <w:t>No decir "monitoreo"</w:t>
+        <w:t>El satélite mide cobertura vegetal, no árboles.</w:t>
       </w:r>
       <w:r>
-        <w:t xml:space="preserve"> de lo que se hará en 9 meses: se </w:t>
+        <w:t xml:space="preserve"> Decir "cobertura vegetal" donde el dato es satelital. </w:t>
       </w:r>
       <w:r>
         <w:rPr>
           <w:b/>
         </w:rPr>
-        <w:t>instala</w:t>
-      </w:r>
-      <w:r>
-        <w:t xml:space="preserve"> un sistema de monitoreo y se levanta la línea base.</w:t>
+        <w:t>No debilita la propuesta: es su justificación.</w:t>
       </w:r>
     </w:p>
     <w:p>
@@ -2292,10 +3044,10 @@
         <w:rPr>
           <w:b/>
         </w:rPr>
-        <w:t>No presentar el observatorio como el producto.</w:t>
+        <w:t>Nunca presentar el observatorio como el producto.</w:t>
       </w:r>
       <w:r>
-        <w:t xml:space="preserve"> Es infraestructura que ya existe y cuesta cero. Nunca decir "dar continuidad a la página".</w:t>
+        <w:t xml:space="preserve"> Es infraestructura previa y cuesta cero operar.</w:t>
       </w:r>
     </w:p>
     <w:p>
@@ -2306,10 +3058,10 @@
         <w:rPr>
           <w:b/>
         </w:rPr>
-        <w:t>No inventar antecedentes de Ekuwün ni de las escuelas.</w:t>
+        <w:t>No inventar antecedentes</w:t>
       </w:r>
       <w:r>
-        <w:t xml:space="preserve"> Todo dato va etiquetado por origen: oficial / testimonio / pendiente.</w:t>
+        <w:t xml:space="preserve"> de Ekuwün ni de las escuelas. Etiquetar origen: oficial / testimonio / pendiente.</w:t>
       </w:r>
     </w:p>
     <w:p>
@@ -2334,10 +3086,7 @@
         <w:rPr>
           <w:b/>
         </w:rPr>
-        <w:t>Las "características deseables" son campos obligatorios</w:t>
-      </w:r>
-      <w:r>
-        <w:t xml:space="preserve"> en el formulario: arte, saberes ancestrales, capacidades e inclusión hay que responderlos sí o sí.</w:t>
+        <w:t>Un sector con pocos árboles no es un problema del diseño: es el dato.</w:t>
       </w:r>
     </w:p>
     <w:p>
@@ -2348,10 +3097,24 @@
         <w:rPr>
           <w:b/>
         </w:rPr>
-        <w:t>Un sector con pocos árboles no es un problema del diseño: es el dato.</w:t>
+        <w:t>Sin guiones largos</w:t>
       </w:r>
       <w:r>
-        <w:t xml:space="preserve"> Es un observatorio de arbolado urbano; se miden los árboles que hay en el territorio de cada comunidad, sean muchos o pocos.</w:t>
+        <w:t xml:space="preserve"> en lo que sale del proyecto: se lee como escrito por IA.</w:t>
+      </w:r>
+    </w:p>
+    <w:p>
+      <w:pPr>
+        <w:pStyle w:val="ListNumber"/>
+      </w:pPr>
+      <w:r>
+        <w:rPr>
+          <w:b/>
+        </w:rPr>
+        <w:t>Decir lo que no vamos a hacer.</w:t>
+      </w:r>
+      <w:r>
+        <w:t xml:space="preserve"> En cada campo largo hay una declaración de límite, y es lo que hace creíble el resto.</w:t>
       </w:r>
     </w:p>
     <w:p>
@@ -2370,7 +3133,180 @@
         <w:rPr>
           <w:color w:val="1B4D3E"/>
         </w:rPr>
-        <w:t>8. Dónde está cada cosa</w:t>
+        <w:t>8. Hallazgos que sostienen la propuesta</w:t>
+      </w:r>
+    </w:p>
+    <w:p>
+      <w:pPr>
+        <w:pStyle w:val="ListBullet"/>
+      </w:pPr>
+      <w:r>
+        <w:rPr>
+          <w:b/>
+        </w:rPr>
+        <w:t>Lo urbano no está excluido del fondo</w:t>
+      </w:r>
+      <w:r>
+        <w:t xml:space="preserve"> (Q24 y Q32 de la jornada oficial).</w:t>
+      </w:r>
+    </w:p>
+    <w:p>
+      <w:pPr>
+        <w:pStyle w:val="ListBullet"/>
+      </w:pPr>
+      <w:r>
+        <w:rPr>
+          <w:b/>
+        </w:rPr>
+        <w:t>No existe planilla de evaluación</w:t>
+      </w:r>
+      <w:r>
+        <w:t xml:space="preserve"> (Q33): se evalúa cumplimiento de requisitos y </w:t>
+      </w:r>
+      <w:r>
+        <w:rPr>
+          <w:b/>
+        </w:rPr>
+        <w:t>coherencia</w:t>
+      </w:r>
+      <w:r>
+        <w:t>. Abarcar más no suma puntaje.</w:t>
+      </w:r>
+    </w:p>
+    <w:p>
+      <w:pPr>
+        <w:pStyle w:val="ListBullet"/>
+      </w:pPr>
+      <w:r>
+        <w:rPr>
+          <w:b/>
+        </w:rPr>
+        <w:t>Las bases excluyen</w:t>
+      </w:r>
+      <w:r>
+        <w:t xml:space="preserve"> campañas comunicacionales, exposiciones de arte y </w:t>
+      </w:r>
+      <w:r>
+        <w:rPr>
+          <w:b/>
+        </w:rPr>
+        <w:t>edición e impresión de publicaciones</w:t>
+      </w:r>
+      <w:r>
+        <w:t>. Por eso el ítem 3 del presupuesto se redactó como producción de material de terreno.</w:t>
+      </w:r>
+    </w:p>
+    <w:p>
+      <w:pPr>
+        <w:pStyle w:val="ListBullet"/>
+      </w:pPr>
+      <w:r>
+        <w:rPr>
+          <w:b/>
+        </w:rPr>
+        <w:t>Se adjudican entre 4 y 7 proyectos al año.</w:t>
+      </w:r>
+    </w:p>
+    <w:p>
+      <w:pPr>
+        <w:pStyle w:val="ListBullet"/>
+      </w:pPr>
+      <w:r>
+        <w:rPr>
+          <w:b/>
+        </w:rPr>
+        <w:t>Anclajes verificados</w:t>
+      </w:r>
+      <w:r>
+        <w:t xml:space="preserve">: Art. 9 y Art. 28 de la Ordenanza 004/2021 · Humedal Urbano Antumalén bajo Ley 21.202 · </w:t>
+      </w:r>
+      <w:r>
+        <w:rPr>
+          <w:i/>
+        </w:rPr>
+        <w:t>Diagnóstico de Biodiversidad de La Araucanía</w:t>
+      </w:r>
+      <w:r>
+        <w:t xml:space="preserve"> del MMA, que declara que no existe sistema de información territorial de biodiversidad.</w:t>
+      </w:r>
+    </w:p>
+    <w:p>
+      <w:pPr>
+        <w:pStyle w:val="ListBullet"/>
+      </w:pPr>
+      <w:r>
+        <w:rPr>
+          <w:b/>
+        </w:rPr>
+        <w:t>Chequeo requisito por requisito</w:t>
+      </w:r>
+      <w:r>
+        <w:t xml:space="preserve"> en </w:t>
+      </w:r>
+      <w:r>
+        <w:rPr>
+          <w:rFonts w:ascii="Consolas" w:hAnsi="Consolas"/>
+          <w:sz w:val="19"/>
+        </w:rPr>
+        <w:t>CHEQUEO_BASES.md</w:t>
+      </w:r>
+      <w:r>
+        <w:t>: los 8 requisitos se cumplen y 5 de las 7 características valoradas.</w:t>
+      </w:r>
+    </w:p>
+    <w:p>
+      <w:pPr>
+        <w:pStyle w:val="ListBullet"/>
+      </w:pPr>
+      <w:r>
+        <w:t xml:space="preserve">🔑 </w:t>
+      </w:r>
+      <w:r>
+        <w:rPr>
+          <w:b/>
+        </w:rPr>
+        <w:t>No existe literatura</w:t>
+      </w:r>
+      <w:r>
+        <w:t xml:space="preserve"> sobre niñas y niños con trastorno del desarrollo del lenguaje generando datos de biodiversidad. </w:t>
+      </w:r>
+      <w:r>
+        <w:rPr>
+          <w:b/>
+        </w:rPr>
+        <w:t>El proyecto puede producir la primera evidencia</w:t>
+      </w:r>
+      <w:r>
+        <w:t xml:space="preserve">, porque la submuestra ciega compara el error por escuela. Ver </w:t>
+      </w:r>
+      <w:r>
+        <w:rPr>
+          <w:rFonts w:ascii="Consolas" w:hAnsi="Consolas"/>
+          <w:sz w:val="19"/>
+        </w:rPr>
+        <w:t>../investigacion/FICHAS_INCLUSIVAS_EVIDENCIA.md</w:t>
+      </w:r>
+      <w:r>
+        <w:t>.</w:t>
+      </w:r>
+    </w:p>
+    <w:p>
+      <w:pPr>
+        <w:spacing w:before="40" w:after="120"/>
+        <w:pBdr>
+          <w:bottom w:val="single" w:sz="6" w:color="BBBBBB"/>
+        </w:pBdr>
+      </w:pPr>
+    </w:p>
+    <w:p>
+      <w:pPr>
+        <w:pStyle w:val="Heading2"/>
+      </w:pPr>
+      <w:r>
+        <w:rPr>
+          <w:color w:val="1B4D3E"/>
+        </w:rPr>
+        <w:t>9. Dónde está cada cosa</w:t>
       </w:r>
     </w:p>
     <w:p>
@@ -2408,7 +3344,7 @@
         <w:t>.docx</w:t>
       </w:r>
       <w:r>
-        <w:t>:</w:t>
+        <w:t>.</w:t>
       </w:r>
     </w:p>
     <w:tbl>
@@ -2479,10 +3415,10 @@
             </w:r>
             <w:r>
               <w:rPr>
-                <w:rFonts w:ascii="Consolas" w:hAnsi="Consolas"/>
-                <w:sz w:val="19"/>
-              </w:rPr>
-              <w:t>RESUMEN_PARA_CONVERSAR</w:t>
+                <w:b/>
+                <w:sz w:val="19"/>
+              </w:rPr>
+              <w:t>`ESTADO_FMA_CIERRE_SESION`</w:t>
             </w:r>
           </w:p>
         </w:tc>
@@ -2501,7 +3437,7 @@
                 <w:b/>
                 <w:sz w:val="19"/>
               </w:rPr>
-              <w:t>Para compartir con el equipo y las escuelas</w:t>
+              <w:t>Este documento. Empezar por acá</w:t>
             </w:r>
           </w:p>
         </w:tc>
@@ -2522,7 +3458,7 @@
                 <w:rFonts w:ascii="Consolas" w:hAnsi="Consolas"/>
                 <w:sz w:val="19"/>
               </w:rPr>
-              <w:t>FMA_2026_ESTRUCTURA_CONCEPTUAL</w:t>
+              <w:t>CHEQUEO_BASES</w:t>
             </w:r>
           </w:p>
         </w:tc>
@@ -2540,7 +3476,7 @@
               <w:rPr>
                 <w:sz w:val="19"/>
               </w:rPr>
-              <w:t>Pertinencia y giro conceptual</w:t>
+              <w:t>Requisito por requisito contra las bases</w:t>
             </w:r>
           </w:p>
         </w:tc>
@@ -2561,7 +3497,7 @@
                 <w:rFonts w:ascii="Consolas" w:hAnsi="Consolas"/>
                 <w:sz w:val="19"/>
               </w:rPr>
-              <w:t>FMA_2026_DISENO_CIENTIFICO</w:t>
+              <w:t>CIERRE_QUE_FALTA</w:t>
             </w:r>
           </w:p>
         </w:tc>
@@ -2579,7 +3515,7 @@
               <w:rPr>
                 <w:sz w:val="19"/>
               </w:rPr>
-              <w:t>Pregunta, hipótesis, variables, muestreo</w:t>
+              <w:t>Lo pendiente, con plan día por día</w:t>
             </w:r>
           </w:p>
         </w:tc>
@@ -2600,7 +3536,7 @@
                 <w:rFonts w:ascii="Consolas" w:hAnsi="Consolas"/>
                 <w:sz w:val="19"/>
               </w:rPr>
-              <w:t>FMA_2026_PILOTO</w:t>
+              <w:t>FMA_2026_ACTIVIDADES</w:t>
             </w:r>
           </w:p>
         </w:tc>
@@ -2616,9 +3552,10 @@
             </w:r>
             <w:r>
               <w:rPr>
-                <w:sz w:val="19"/>
-              </w:rPr>
-              <w:t>Ficha de terreno y protocolo para estudiantes</w:t>
+                <w:b/>
+                <w:sz w:val="19"/>
+              </w:rPr>
+              <w:t>Paso 5: las 30 actividades con semanas, productos e indicadores. De aquí salen presupuesto y Gantt</w:t>
             </w:r>
           </w:p>
         </w:tc>
@@ -2639,7 +3576,7 @@
                 <w:rFonts w:ascii="Consolas" w:hAnsi="Consolas"/>
                 <w:sz w:val="19"/>
               </w:rPr>
-              <w:t>FMA_2026_EQUIPO</w:t>
+              <w:t>FMA_2026_SISTEMA_DE_FICHAS</w:t>
             </w:r>
           </w:p>
         </w:tc>
@@ -2657,7 +3594,7 @@
               <w:rPr>
                 <w:sz w:val="19"/>
               </w:rPr>
-              <w:t>Roles y forma de contratación</w:t>
+              <w:t>F1 en tres formatos, F2 del tramo, F3 de revisita, niveles pedagógicos, diccionario de variables, kit</w:t>
             </w:r>
           </w:p>
         </w:tc>
@@ -2678,7 +3615,7 @@
                 <w:rFonts w:ascii="Consolas" w:hAnsi="Consolas"/>
                 <w:sz w:val="19"/>
               </w:rPr>
-              <w:t>FMA_2026_ESCUELAS_E_INCLUSION</w:t>
+              <w:t>FMA_2026_EQUIPAMIENTO_INCLUSIVO</w:t>
             </w:r>
           </w:p>
         </w:tc>
@@ -2696,7 +3633,7 @@
               <w:rPr>
                 <w:sz w:val="19"/>
               </w:rPr>
-              <w:t>Las tres escuelas, modelo inclusivo y perfil de Paula</w:t>
+              <w:t>Cada instrumento evaluado por valor científico, educativo, inclusión y continuidad · el veredicto sobre el dron</w:t>
             </w:r>
           </w:p>
         </w:tc>
@@ -2717,7 +3654,7 @@
                 <w:rFonts w:ascii="Consolas" w:hAnsi="Consolas"/>
                 <w:sz w:val="19"/>
               </w:rPr>
-              <w:t>FMA_2026_DECISION_SITIOS</w:t>
+              <w:t>FMA_2026_DISENO_CIENTIFICO</w:t>
             </w:r>
           </w:p>
         </w:tc>
@@ -2735,7 +3672,14 @@
               <w:rPr>
                 <w:sz w:val="19"/>
               </w:rPr>
-              <w:t>Por qué cada escuela estudia su sector</w:t>
+              <w:t xml:space="preserve">Pregunta, hipótesis, variables, muestreo · </w:t>
+            </w:r>
+            <w:r>
+              <w:rPr>
+                <w:b/>
+                <w:sz w:val="19"/>
+              </w:rPr>
+              <w:t>§11.2 el riesgo de las nativas</w:t>
             </w:r>
           </w:p>
         </w:tc>
@@ -2756,7 +3700,7 @@
                 <w:rFonts w:ascii="Consolas" w:hAnsi="Consolas"/>
                 <w:sz w:val="19"/>
               </w:rPr>
-              <w:t>FMA_2026_SERVICIOS_LINEA_BASE_Y_MONITOREO</w:t>
+              <w:t>FMA_2026_PILOTO</w:t>
             </w:r>
           </w:p>
         </w:tc>
@@ -2772,16 +3716,9 @@
             </w:r>
             <w:r>
               <w:rPr>
-                <w:b/>
-                <w:sz w:val="19"/>
-              </w:rPr>
-              <w:t>Qué se mide, qué se estima y qué requiere monitoreo</w:t>
-            </w:r>
-            <w:r>
-              <w:rPr>
-                <w:sz w:val="19"/>
-              </w:rPr>
-              <w:t xml:space="preserve"> · fórmula del Art. 32</w:t>
+                <w:sz w:val="19"/>
+              </w:rPr>
+              <w:t>Ficha v1, protocolo y las 12 pruebas del piloto</w:t>
             </w:r>
           </w:p>
         </w:tc>
@@ -2802,7 +3739,7 @@
                 <w:rFonts w:ascii="Consolas" w:hAnsi="Consolas"/>
                 <w:sz w:val="19"/>
               </w:rPr>
-              <w:t>FMA_2026_PLANTILLAS_Y_SITIOS</w:t>
+              <w:t>FMA_2026_SERVICIOS_LINEA_BASE_Y_MONITOREO</w:t>
             </w:r>
           </w:p>
         </w:tc>
@@ -2820,7 +3757,7 @@
               <w:rPr>
                 <w:sz w:val="19"/>
               </w:rPr>
-              <w:t>Estructura de las planillas oficiales</w:t>
+              <w:t>Qué se mide, qué se estima, qué requiere monitoreo · fórmula del Art. 32</w:t>
             </w:r>
           </w:p>
         </w:tc>
@@ -2841,7 +3778,7 @@
                 <w:rFonts w:ascii="Consolas" w:hAnsi="Consolas"/>
                 <w:sz w:val="19"/>
               </w:rPr>
-              <w:t>FMA_2026_MAPA_FORMULARIO</w:t>
+              <w:t>FMA_2026_ESCUELAS_E_INCLUSION</w:t>
             </w:r>
           </w:p>
         </w:tc>
@@ -2859,7 +3796,7 @@
               <w:rPr>
                 <w:sz w:val="19"/>
               </w:rPr>
-              <w:t>Los 8 pasos del formulario y sus límites</w:t>
+              <w:t>Las tres escuelas y el perfil de Paula</w:t>
             </w:r>
           </w:p>
         </w:tc>
@@ -2880,33 +3817,7 @@
                 <w:rFonts w:ascii="Consolas" w:hAnsi="Consolas"/>
                 <w:sz w:val="19"/>
               </w:rPr>
-              <w:t>FMA_2026_REVISION_TRAS_JORNADA</w:t>
-            </w:r>
-            <w:r>
-              <w:rPr>
-                <w:sz w:val="19"/>
-              </w:rPr>
-              <w:t xml:space="preserve"> · </w:t>
-            </w:r>
-            <w:r>
-              <w:rPr>
-                <w:rFonts w:ascii="Consolas" w:hAnsi="Consolas"/>
-                <w:sz w:val="19"/>
-              </w:rPr>
-              <w:t>_JORNADA_VIDEO_HALLAZGOS</w:t>
-            </w:r>
-            <w:r>
-              <w:rPr>
-                <w:sz w:val="19"/>
-              </w:rPr>
-              <w:t xml:space="preserve"> · </w:t>
-            </w:r>
-            <w:r>
-              <w:rPr>
-                <w:rFonts w:ascii="Consolas" w:hAnsi="Consolas"/>
-                <w:sz w:val="19"/>
-              </w:rPr>
-              <w:t>_ARQUITECTURA_CONTINUIDAD</w:t>
+              <w:t>FMA_2026_DECISION_SITIOS</w:t>
             </w:r>
           </w:p>
         </w:tc>
@@ -2924,7 +3835,7 @@
               <w:rPr>
                 <w:sz w:val="19"/>
               </w:rPr>
-              <w:t>Referencia</w:t>
+              <w:t>Por qué cada escuela estudia su sector</w:t>
             </w:r>
           </w:p>
         </w:tc>
@@ -2945,7 +3856,7 @@
                 <w:rFonts w:ascii="Consolas" w:hAnsi="Consolas"/>
                 <w:sz w:val="19"/>
               </w:rPr>
-              <w:t>bases/</w:t>
+              <w:t>EKUWUN_ANTECEDENTES</w:t>
             </w:r>
           </w:p>
         </w:tc>
@@ -2963,7 +3874,393 @@
               <w:rPr>
                 <w:sz w:val="19"/>
               </w:rPr>
-              <w:t>Bases oficiales, FAQ y preguntas de la jornada</w:t>
+              <w:t>Lo recogido del Instagram, con fuentes etiquetadas</w:t>
+            </w:r>
+          </w:p>
+        </w:tc>
+      </w:tr>
+      <w:tr>
+        <w:tc>
+          <w:tcPr>
+            <w:tcW w:type="dxa" w:w="4320"/>
+          </w:tcPr>
+          <w:p>
+            <w:r>
+              <w:rPr>
+                <w:sz w:val="19"/>
+              </w:rPr>
+            </w:r>
+            <w:r>
+              <w:rPr>
+                <w:rFonts w:ascii="Consolas" w:hAnsi="Consolas"/>
+                <w:sz w:val="19"/>
+              </w:rPr>
+              <w:t>RESPUESTAS_COMENTARIOS_NM</w:t>
+            </w:r>
+          </w:p>
+        </w:tc>
+        <w:tc>
+          <w:tcPr>
+            <w:tcW w:type="dxa" w:w="4320"/>
+          </w:tcPr>
+          <w:p>
+            <w:r>
+              <w:rPr>
+                <w:sz w:val="19"/>
+              </w:rPr>
+            </w:r>
+            <w:r>
+              <w:rPr>
+                <w:sz w:val="19"/>
+              </w:rPr>
+              <w:t>Las 25 respuestas a la revisión de Nicolás Mendoza</w:t>
+            </w:r>
+          </w:p>
+        </w:tc>
+      </w:tr>
+      <w:tr>
+        <w:tc>
+          <w:tcPr>
+            <w:tcW w:type="dxa" w:w="4320"/>
+          </w:tcPr>
+          <w:p>
+            <w:r>
+              <w:rPr>
+                <w:sz w:val="19"/>
+              </w:rPr>
+            </w:r>
+            <w:r>
+              <w:rPr>
+                <w:rFonts w:ascii="Consolas" w:hAnsi="Consolas"/>
+                <w:sz w:val="19"/>
+              </w:rPr>
+              <w:t>MODELO_CARTA_APOYO_ESCUELAS</w:t>
+            </w:r>
+            <w:r>
+              <w:rPr>
+                <w:sz w:val="19"/>
+              </w:rPr>
+              <w:t xml:space="preserve"> · </w:t>
+            </w:r>
+            <w:r>
+              <w:rPr>
+                <w:rFonts w:ascii="Consolas" w:hAnsi="Consolas"/>
+                <w:sz w:val="19"/>
+              </w:rPr>
+              <w:t>cartas/</w:t>
+            </w:r>
+          </w:p>
+        </w:tc>
+        <w:tc>
+          <w:tcPr>
+            <w:tcW w:type="dxa" w:w="4320"/>
+          </w:tcPr>
+          <w:p>
+            <w:r>
+              <w:rPr>
+                <w:sz w:val="19"/>
+              </w:rPr>
+            </w:r>
+            <w:r>
+              <w:rPr>
+                <w:sz w:val="19"/>
+              </w:rPr>
+              <w:t>Cartas por escuela y correos</w:t>
+            </w:r>
+          </w:p>
+        </w:tc>
+      </w:tr>
+      <w:tr>
+        <w:tc>
+          <w:tcPr>
+            <w:tcW w:type="dxa" w:w="4320"/>
+          </w:tcPr>
+          <w:p>
+            <w:r>
+              <w:rPr>
+                <w:sz w:val="19"/>
+              </w:rPr>
+            </w:r>
+            <w:r>
+              <w:rPr>
+                <w:b/>
+                <w:sz w:val="19"/>
+              </w:rPr>
+              <w:t>`FMA_2026_TEXTOS_ENVIADOS`</w:t>
+            </w:r>
+          </w:p>
+        </w:tc>
+        <w:tc>
+          <w:tcPr>
+            <w:tcW w:type="dxa" w:w="4320"/>
+          </w:tcPr>
+          <w:p>
+            <w:r>
+              <w:rPr>
+                <w:sz w:val="19"/>
+              </w:rPr>
+            </w:r>
+            <w:r>
+              <w:rPr>
+                <w:sz w:val="19"/>
+              </w:rPr>
+              <w:t xml:space="preserve">🔑 </w:t>
+            </w:r>
+            <w:r>
+              <w:rPr>
+                <w:b/>
+                <w:sz w:val="19"/>
+              </w:rPr>
+              <w:t>Los 15 textos tal como se enviaron, más las erratas. Para la entrevista</w:t>
+            </w:r>
+          </w:p>
+        </w:tc>
+      </w:tr>
+      <w:tr>
+        <w:tc>
+          <w:tcPr>
+            <w:tcW w:type="dxa" w:w="4320"/>
+          </w:tcPr>
+          <w:p>
+            <w:r>
+              <w:rPr>
+                <w:sz w:val="19"/>
+              </w:rPr>
+            </w:r>
+            <w:r>
+              <w:rPr>
+                <w:b/>
+                <w:sz w:val="19"/>
+              </w:rPr>
+              <w:t>`FMA_2026_FLUJO_DE_CAJA`</w:t>
+            </w:r>
+          </w:p>
+        </w:tc>
+        <w:tc>
+          <w:tcPr>
+            <w:tcW w:type="dxa" w:w="4320"/>
+          </w:tcPr>
+          <w:p>
+            <w:r>
+              <w:rPr>
+                <w:sz w:val="19"/>
+              </w:rPr>
+            </w:r>
+            <w:r>
+              <w:rPr>
+                <w:sz w:val="19"/>
+              </w:rPr>
+              <w:t xml:space="preserve">🔑 </w:t>
+            </w:r>
+            <w:r>
+              <w:rPr>
+                <w:b/>
+                <w:sz w:val="19"/>
+              </w:rPr>
+              <w:t>Flujo mes a mes y qué pedir en la firma del convenio</w:t>
+            </w:r>
+          </w:p>
+        </w:tc>
+      </w:tr>
+      <w:tr>
+        <w:tc>
+          <w:tcPr>
+            <w:tcW w:type="dxa" w:w="4320"/>
+          </w:tcPr>
+          <w:p>
+            <w:r>
+              <w:rPr>
+                <w:sz w:val="19"/>
+              </w:rPr>
+            </w:r>
+            <w:r>
+              <w:rPr>
+                <w:rFonts w:ascii="Consolas" w:hAnsi="Consolas"/>
+                <w:sz w:val="19"/>
+              </w:rPr>
+              <w:t>RESUMEN_PARA_CONVERSAR</w:t>
+            </w:r>
+          </w:p>
+        </w:tc>
+        <w:tc>
+          <w:tcPr>
+            <w:tcW w:type="dxa" w:w="4320"/>
+          </w:tcPr>
+          <w:p>
+            <w:r>
+              <w:rPr>
+                <w:sz w:val="19"/>
+              </w:rPr>
+            </w:r>
+            <w:r>
+              <w:rPr>
+                <w:b/>
+                <w:sz w:val="19"/>
+              </w:rPr>
+              <w:t>Para compartir con el equipo y las escuelas</w:t>
+            </w:r>
+          </w:p>
+        </w:tc>
+      </w:tr>
+      <w:tr>
+        <w:tc>
+          <w:tcPr>
+            <w:tcW w:type="dxa" w:w="4320"/>
+          </w:tcPr>
+          <w:p>
+            <w:r>
+              <w:rPr>
+                <w:sz w:val="19"/>
+              </w:rPr>
+            </w:r>
+            <w:r>
+              <w:rPr>
+                <w:rFonts w:ascii="Consolas" w:hAnsi="Consolas"/>
+                <w:sz w:val="19"/>
+              </w:rPr>
+              <w:t>../investigacion/FICHAS_INCLUSIVAS_EVIDENCIA</w:t>
+            </w:r>
+          </w:p>
+        </w:tc>
+        <w:tc>
+          <w:tcPr>
+            <w:tcW w:type="dxa" w:w="4320"/>
+          </w:tcPr>
+          <w:p>
+            <w:r>
+              <w:rPr>
+                <w:sz w:val="19"/>
+              </w:rPr>
+            </w:r>
+            <w:r>
+              <w:rPr>
+                <w:b/>
+                <w:sz w:val="19"/>
+              </w:rPr>
+              <w:t>41 referencias con DOI</w:t>
+            </w:r>
+            <w:r>
+              <w:rPr>
+                <w:sz w:val="19"/>
+              </w:rPr>
+              <w:t xml:space="preserve"> sobre ciencia con estudiantes con dificultades de lenguaje</w:t>
+            </w:r>
+          </w:p>
+        </w:tc>
+      </w:tr>
+      <w:tr>
+        <w:tc>
+          <w:tcPr>
+            <w:tcW w:type="dxa" w:w="4320"/>
+          </w:tcPr>
+          <w:p>
+            <w:r>
+              <w:rPr>
+                <w:sz w:val="19"/>
+              </w:rPr>
+            </w:r>
+            <w:r>
+              <w:rPr>
+                <w:rFonts w:ascii="Consolas" w:hAnsi="Consolas"/>
+                <w:sz w:val="19"/>
+              </w:rPr>
+              <w:t>ideas_no_usadas/</w:t>
+            </w:r>
+          </w:p>
+        </w:tc>
+        <w:tc>
+          <w:tcPr>
+            <w:tcW w:type="dxa" w:w="4320"/>
+          </w:tcPr>
+          <w:p>
+            <w:r>
+              <w:rPr>
+                <w:sz w:val="19"/>
+              </w:rPr>
+            </w:r>
+            <w:r>
+              <w:rPr>
+                <w:sz w:val="19"/>
+              </w:rPr>
+              <w:t>La dimensión intergeneracional, archivada con su nota</w:t>
+            </w:r>
+          </w:p>
+        </w:tc>
+      </w:tr>
+      <w:tr>
+        <w:tc>
+          <w:tcPr>
+            <w:tcW w:type="dxa" w:w="4320"/>
+          </w:tcPr>
+          <w:p>
+            <w:r>
+              <w:rPr>
+                <w:sz w:val="19"/>
+              </w:rPr>
+            </w:r>
+            <w:r>
+              <w:rPr>
+                <w:rFonts w:ascii="Consolas" w:hAnsi="Consolas"/>
+                <w:sz w:val="19"/>
+              </w:rPr>
+              <w:t>entrega/</w:t>
+            </w:r>
+          </w:p>
+        </w:tc>
+        <w:tc>
+          <w:tcPr>
+            <w:tcW w:type="dxa" w:w="4320"/>
+          </w:tcPr>
+          <w:p>
+            <w:r>
+              <w:rPr>
+                <w:sz w:val="19"/>
+              </w:rPr>
+            </w:r>
+            <w:r>
+              <w:rPr>
+                <w:sz w:val="19"/>
+              </w:rPr>
+              <w:t>Los tres adjuntos oficiales</w:t>
+            </w:r>
+          </w:p>
+        </w:tc>
+      </w:tr>
+      <w:tr>
+        <w:tc>
+          <w:tcPr>
+            <w:tcW w:type="dxa" w:w="4320"/>
+          </w:tcPr>
+          <w:p>
+            <w:r>
+              <w:rPr>
+                <w:sz w:val="19"/>
+              </w:rPr>
+            </w:r>
+            <w:r>
+              <w:rPr>
+                <w:rFonts w:ascii="Consolas" w:hAnsi="Consolas"/>
+                <w:sz w:val="19"/>
+              </w:rPr>
+              <w:t>../scripts/generar_planillas_fma.py</w:t>
+            </w:r>
+          </w:p>
+        </w:tc>
+        <w:tc>
+          <w:tcPr>
+            <w:tcW w:type="dxa" w:w="4320"/>
+          </w:tcPr>
+          <w:p>
+            <w:r>
+              <w:rPr>
+                <w:sz w:val="19"/>
+              </w:rPr>
+            </w:r>
+            <w:r>
+              <w:rPr>
+                <w:sz w:val="19"/>
+              </w:rPr>
+              <w:t>Regenera presupuesto y Gantt desde el plan de actividades</w:t>
             </w:r>
           </w:p>
         </w:tc>
@@ -2972,40 +4269,116 @@
     <w:p/>
     <w:p>
       <w:pPr>
+        <w:spacing w:before="40" w:after="120"/>
+        <w:pBdr>
+          <w:bottom w:val="single" w:sz="6" w:color="BBBBBB"/>
+        </w:pBdr>
+      </w:pPr>
+    </w:p>
+    <w:p>
+      <w:pPr>
+        <w:pStyle w:val="Heading2"/>
+      </w:pPr>
+      <w:r>
+        <w:rPr>
+          <w:color w:val="1B4D3E"/>
+        </w:rPr>
+        <w:t>10. Si el proyecto se adjudica</w:t>
+      </w:r>
+    </w:p>
+    <w:p>
+      <w:pPr>
         <w:spacing w:after="120"/>
       </w:pPr>
       <w:r>
-        <w:t xml:space="preserve">Las planillas oficiales están en </w:t>
+        <w:rPr>
+          <w:b/>
+        </w:rPr>
+        <w:t>Entrevista de preselección</w:t>
+      </w:r>
+      <w:r>
+        <w:t xml:space="preserve"> entre el 21 de septiembre y el 2 de octubre: presentación de </w:t>
+      </w:r>
+      <w:r>
+        <w:rPr>
+          <w:b/>
+        </w:rPr>
+        <w:t>máximo 10 diapositivas</w:t>
+      </w:r>
+      <w:r>
+        <w:t>. Se arma con el PDF de 7 planas que ya existe.</w:t>
+      </w:r>
+    </w:p>
+    <w:p>
+      <w:pPr>
+        <w:spacing w:after="120"/>
+      </w:pPr>
+      <w:r>
+        <w:rPr>
+          <w:b/>
+        </w:rPr>
+        <w:t>Las tres cosas que hay que hacer primero, en diciembre:</w:t>
+      </w:r>
+    </w:p>
+    <w:p>
+      <w:pPr>
+        <w:pStyle w:val="ListNumber"/>
+      </w:pPr>
+      <w:r>
+        <w:rPr>
+          <w:b/>
+        </w:rPr>
+        <w:t>El piloto metodológico</w:t>
+      </w:r>
+      <w:r>
+        <w:t xml:space="preserve"> con un curso, 20-25 árboles. Su criterio de éxito no es que salga bien: es </w:t>
+      </w:r>
+      <w:r>
+        <w:rPr>
+          <w:b/>
+        </w:rPr>
+        <w:t>encontrar al menos tres problemas</w:t>
+      </w:r>
+      <w:r>
+        <w:t xml:space="preserve"> y corregirlos.</w:t>
+      </w:r>
+    </w:p>
+    <w:p>
+      <w:pPr>
+        <w:pStyle w:val="ListNumber"/>
+      </w:pPr>
+      <w:r>
+        <w:rPr>
+          <w:b/>
+        </w:rPr>
+        <w:t>La sesión de co-diseño con Hablaarte</w:t>
+      </w:r>
+      <w:r>
+        <w:t xml:space="preserve">, con las propuestas de </w:t>
       </w:r>
       <w:r>
         <w:rPr>
           <w:rFonts w:ascii="Consolas" w:hAnsi="Consolas"/>
           <w:sz w:val="19"/>
         </w:rPr>
-        <w:t>C:\Users\comex\Downloads\</w:t>
+        <w:t>FICHAS_INCLUSIVAS_EVIDENCIA</w:t>
       </w:r>
       <w:r>
-        <w:t xml:space="preserve"> (</w:t>
+        <w:t xml:space="preserve"> sobre la mesa.</w:t>
+      </w:r>
+    </w:p>
+    <w:p>
+      <w:pPr>
+        <w:pStyle w:val="ListNumber"/>
+      </w:pPr>
+      <w:r>
+        <w:rPr>
+          <w:b/>
+        </w:rPr>
+        <w:t>Preguntar a los docentes en qué asignatura entra el protocolo.</w:t>
       </w:r>
       <w:r>
-        <w:rPr>
-          <w:rFonts w:ascii="Consolas" w:hAnsi="Consolas"/>
-          <w:sz w:val="19"/>
-        </w:rPr>
-        <w:t>Planilla_tipo_de_presupuesto.xlsx</w:t>
-      </w:r>
-      <w:r>
-        <w:t xml:space="preserve"> y </w:t>
-      </w:r>
-      <w:r>
-        <w:rPr>
-          <w:rFonts w:ascii="Consolas" w:hAnsi="Consolas"/>
-          <w:sz w:val="19"/>
-        </w:rPr>
-        <w:t>Planilla_tipo_carta_gantt.xlsx</w:t>
-      </w:r>
-      <w:r>
-        <w:t>).</w:t>
+        <w:t xml:space="preserve"> Es lo que sostiene toda la promesa de continuidad.</w:t>
       </w:r>
     </w:p>
     <w:sectPr>
